--- a/docs/Analise_Precificacao_BolsaTrader.docx
+++ b/docs/Analise_Precificacao_BolsaTrader.docx
@@ -8,7 +8,7 @@
         <w:spacing w:after="120"/>
       </w:pPr>
       <w:r>
-        <w:t xml:space="preserve">Análise de Precificação — BolsaTrader</w:t>
+        <w:t>Análise de Precificação — BolsaTrader</w:t>
       </w:r>
     </w:p>
     <w:p>
@@ -23,7 +23,7 @@
           <w:sz w:val="22"/>
           <w:szCs w:val="22"/>
         </w:rPr>
-        <w:t xml:space="preserve">Documento de referência para decisão de venda, licenciamento ou operação como SaaS — preparado em 28/09/2026, com base no estado atual do sistema.</w:t>
+        <w:t>Documento de referência para decisão de venda, licenciamento ou operação como SaaS — revisão de 12/10/2026 (versão anterior: 28/09/2026), com base no estado atual do sistema e em preços de mercado pesquisados nesta data.</w:t>
       </w:r>
     </w:p>
     <w:p>
@@ -32,7 +32,7 @@
         <w:spacing w:after="160" w:before="320"/>
       </w:pPr>
       <w:r>
-        <w:t xml:space="preserve">1. Resumo executivo</w:t>
+        <w:t>1. Resumo executivo</w:t>
       </w:r>
     </w:p>
     <w:p>
@@ -40,24 +40,7 @@
         <w:spacing w:after="200"/>
       </w:pPr>
       <w:r>
-        <w:t xml:space="preserve">O preço certo depende, acima de tudo, do tipo de negócio: vender a propriedade do software de uma vez, licenciar o uso (inclusive em white-label) ou operar como assinatura para o usuário final. Cada caminho aponta para uma faixa de valor bem diferente — não existe um número único “correto” sem essa decisão prévia. Este documento organiza as três faixas mais prováveis e os fatores que empurram o preço para cima ou para baixo em qualquer uma delas.</w:t>
-      </w:r>
-    </w:p>
-    <w:p>
-      <w:pPr>
-        <w:pStyle w:val="Heading1"/>
-        <w:spacing w:after="160" w:before="320"/>
-      </w:pPr>
-      <w:r>
-        <w:t xml:space="preserve">2. Escopo atual do sistema</w:t>
-      </w:r>
-    </w:p>
-    <w:p>
-      <w:pPr>
-        <w:spacing w:after="200"/>
-      </w:pPr>
-      <w:r>
-        <w:t xml:space="preserve">Sistema Django + PostgreSQL completo e testado (457 testes automatizados passando), cobrindo:</w:t>
+        <w:t>O preço continua dependendo, antes de tudo, do tipo de negócio: vender a propriedade do software, licenciar o uso (inclusive em white-label) ou operar como assinatura para o usuário final. Desde a análise anterior, o sistema ganhou segurança, infraestrutura de produção e ferramentas de apoio à decisão — o que sustenta preços maiores na venda e no licenciamento. Já a pesquisa de mercado puxa para baixo o teto da assinatura direta, e a medição do robô consultor muda o que deve ser usado como argumento de venda. Em resumo:</w:t>
       </w:r>
     </w:p>
     <w:p>
@@ -70,7 +53,16 @@
         <w:spacing w:after="100"/>
       </w:pPr>
       <w:r>
-        <w:t xml:space="preserve">acompanhamento de carteira B3 (compra, venda e reserva, posições consolidadas, conta corrente sincronizada automaticamente);</w:t>
+        <w:rPr>
+          <w:b/>
+        </w:rPr>
+        <w:t>Venda total da IP:</w:t>
+      </w:r>
+      <w:r>
+        <w:rPr>
+          <w:b w:val="0"/>
+        </w:rPr>
+        <w:t xml:space="preserve"> de R$ 30–150 mil para R$ 40–160 mil (fechamento realista: R$ 50–90 mil).</w:t>
       </w:r>
     </w:p>
     <w:p>
@@ -83,7 +75,16 @@
         <w:spacing w:after="100"/>
       </w:pPr>
       <w:r>
-        <w:t xml:space="preserve">robô consultor automático (sinais de compra/venda, reserva automática);</w:t>
+        <w:rPr>
+          <w:b/>
+        </w:rPr>
+        <w:t>Licenciamento / white-label:</w:t>
+      </w:r>
+      <w:r>
+        <w:rPr>
+          <w:b w:val="0"/>
+        </w:rPr>
+        <w:t xml:space="preserve"> de R$ 5–20 mil de setup + R$ 300–1.500/mês para R$ 8–25 mil de setup + R$ 500–1.800/mês por instalação.</w:t>
       </w:r>
     </w:p>
     <w:p>
@@ -96,106 +97,16 @@
         <w:spacing w:after="100"/>
       </w:pPr>
       <w:r>
-        <w:t xml:space="preserve">Scanner Técnico com sete indicadores (IFR, médias móveis, MACD, volume, suporte/resistência, volatilidade, ATR) e plano de trade sugerido;</w:t>
-      </w:r>
-    </w:p>
-    <w:p>
-      <w:pPr>
-        <w:pStyle w:val="ListParagraph"/>
-        <w:numPr>
-          <w:ilvl w:val="0"/>
-          <w:numId w:val="2"/>
-        </w:numPr>
-        <w:spacing w:after="100"/>
-      </w:pPr>
-      <w:r>
-        <w:t xml:space="preserve">Análise de Mercado por IA (resumo diário do pregão e sugestões de ativos, compatível com qualquer provedor no padrão OpenAI);</w:t>
-      </w:r>
-    </w:p>
-    <w:p>
-      <w:pPr>
-        <w:pStyle w:val="ListParagraph"/>
-        <w:numPr>
-          <w:ilvl w:val="0"/>
-          <w:numId w:val="2"/>
-        </w:numPr>
-        <w:spacing w:after="100"/>
-      </w:pPr>
-      <w:r>
-        <w:t xml:space="preserve">backtesting do robô, histórico e gráficos, alertas com integração ao WhatsApp (recebimento e envio);</w:t>
-      </w:r>
-    </w:p>
-    <w:p>
-      <w:pPr>
-        <w:pStyle w:val="ListParagraph"/>
-        <w:numPr>
-          <w:ilvl w:val="0"/>
-          <w:numId w:val="2"/>
-        </w:numPr>
-        <w:spacing w:after="100"/>
-      </w:pPr>
-      <w:r>
-        <w:t xml:space="preserve">notícias de mercado com fontes configuráveis, TradingView embutido, catálogo de ações da B3;</w:t>
-      </w:r>
-    </w:p>
-    <w:p>
-      <w:pPr>
-        <w:pStyle w:val="ListParagraph"/>
-        <w:numPr>
-          <w:ilvl w:val="0"/>
-          <w:numId w:val="2"/>
-        </w:numPr>
-        <w:spacing w:after="100"/>
-      </w:pPr>
-      <w:r>
-        <w:t xml:space="preserve">módulo completo de criptomoedas, espelhando as mesmas funcionalidades das ações (compra, venda, reserva, cotações, relatórios);</w:t>
-      </w:r>
-    </w:p>
-    <w:p>
-      <w:pPr>
-        <w:pStyle w:val="ListParagraph"/>
-        <w:numPr>
-          <w:ilvl w:val="0"/>
-          <w:numId w:val="2"/>
-        </w:numPr>
-        <w:spacing w:after="100"/>
-      </w:pPr>
-      <w:r>
-        <w:t xml:space="preserve">exportação em Excel e PDF na maior parte das telas;</w:t>
-      </w:r>
-    </w:p>
-    <w:p>
-      <w:pPr>
-        <w:pStyle w:val="ListParagraph"/>
-        <w:numPr>
-          <w:ilvl w:val="0"/>
-          <w:numId w:val="2"/>
-        </w:numPr>
-        <w:spacing w:after="100"/>
-      </w:pPr>
-      <w:r>
-        <w:t xml:space="preserve">aplicativo instalável (PWA), multiusuário com isolamento total de dados entre contas;</w:t>
-      </w:r>
-    </w:p>
-    <w:p>
-      <w:pPr>
-        <w:pStyle w:val="ListParagraph"/>
-        <w:numPr>
-          <w:ilvl w:val="0"/>
-          <w:numId w:val="2"/>
-        </w:numPr>
-        <w:spacing w:after="100"/>
-      </w:pPr>
-      <w:r>
-        <w:t xml:space="preserve">manuais comercial e operacional já redigidos, prontos para apoiar uma venda ou onboarding de cliente.</w:t>
-      </w:r>
-    </w:p>
-    <w:p>
-      <w:pPr>
-        <w:spacing w:after="200"/>
-      </w:pPr>
-      <w:r>
-        <w:t xml:space="preserve">Esse é um escopo grande para um projeto solo: reconstruir do zero levaria, com folga, entre 400 e 800 horas de um desenvolvedor sênior full-stack.</w:t>
+        <w:rPr>
+          <w:b/>
+        </w:rPr>
+        <w:t>SaaS direto:</w:t>
+      </w:r>
+      <w:r>
+        <w:rPr>
+          <w:b w:val="0"/>
+        </w:rPr>
+        <w:t xml:space="preserve"> de R$ 29–99/mês para R$ 29–59/mês — e só depois de fechar as lacunas da seção 6.</w:t>
       </w:r>
     </w:p>
     <w:p>
@@ -204,8 +115,13 @@
         <w:spacing w:after="160" w:before="320"/>
       </w:pPr>
       <w:r>
-        <w:t xml:space="preserve">3. Modelos de venda e faixas de preço</w:t>
-      </w:r>
+        <w:t>2. O que mudou desde a análise anterior</w:t>
+      </w:r>
+    </w:p>
+    <w:p>
+      <w:pPr>
+        <w:spacing w:before="240"/>
+      </w:pPr>
     </w:p>
     <w:tbl>
       <w:tblPr>
@@ -248,7 +164,7 @@
                 <w:sz w:val="20"/>
                 <w:szCs w:val="20"/>
               </w:rPr>
-              <w:t xml:space="preserve">Modelo de venda</w:t>
+              <w:t>Item</w:t>
             </w:r>
           </w:p>
         </w:tc>
@@ -272,7 +188,7 @@
                 <w:sz w:val="20"/>
                 <w:szCs w:val="20"/>
               </w:rPr>
-              <w:t xml:space="preserve">Faixa de preço (R$)</w:t>
+              <w:t>28/09/2026</w:t>
             </w:r>
           </w:p>
         </w:tc>
@@ -296,7 +212,7 @@
                 <w:sz w:val="20"/>
                 <w:szCs w:val="20"/>
               </w:rPr>
-              <w:t xml:space="preserve">Quando faz sentido</w:t>
+              <w:t>12/10/2026</w:t>
             </w:r>
           </w:p>
         </w:tc>
@@ -321,8 +237,7 @@
                 <w:sz w:val="20"/>
                 <w:szCs w:val="20"/>
               </w:rPr>
-              <w:t xml:space="preserve">Venda total da IP
-(entrega tudo, não fica com nada)</w:t>
+              <w:t>Código (Python, HTML, JS, CSS, sem migrações)</w:t>
             </w:r>
           </w:p>
         </w:tc>
@@ -345,7 +260,7 @@
                 <w:sz w:val="20"/>
                 <w:szCs w:val="20"/>
               </w:rPr>
-              <w:t xml:space="preserve">R$ 30.000 – R$ 150.000</w:t>
+              <w:t>31,9 mil linhas</w:t>
             </w:r>
           </w:p>
         </w:tc>
@@ -368,7 +283,7 @@
                 <w:sz w:val="20"/>
                 <w:szCs w:val="20"/>
               </w:rPr>
-              <w:t xml:space="preserve">Comprador quer só “pular” o tempo de desenvolvimento. Sem receita/usuários provados, o preço fica ancorado no custo de reconstrução, não em faturamento futuro.</w:t>
+              <w:t>37,4 mil linhas (+17%)</w:t>
             </w:r>
           </w:p>
         </w:tc>
@@ -393,8 +308,7 @@
                 <w:sz w:val="20"/>
                 <w:szCs w:val="20"/>
               </w:rPr>
-              <w:t xml:space="preserve">Licenciamento / white-label
-(você mantém a IP, cliente paga pra usar/revender)</w:t>
+              <w:t>Testes automatizados</w:t>
             </w:r>
           </w:p>
         </w:tc>
@@ -417,8 +331,7 @@
                 <w:sz w:val="20"/>
                 <w:szCs w:val="20"/>
               </w:rPr>
-              <w:t xml:space="preserve">R$ 5.000–20.000 de setup
-+ R$ 300–1.500/mês por cliente</w:t>
+              <w:t>457</w:t>
             </w:r>
           </w:p>
         </w:tc>
@@ -441,7 +354,7 @@
                 <w:sz w:val="20"/>
                 <w:szCs w:val="20"/>
               </w:rPr>
-              <w:t xml:space="preserve">Bate com o público-alvo já indicado no Manual Comercial (assessores, escritórios, revenda). Geralmente rende mais no longo prazo que uma venda única.</w:t>
+              <w:t>586, rodando a cada push no GitHub (integração contínua)</w:t>
             </w:r>
           </w:p>
         </w:tc>
@@ -466,7 +379,7 @@
                 <w:sz w:val="20"/>
                 <w:szCs w:val="20"/>
               </w:rPr>
-              <w:t xml:space="preserve">SaaS direto pro usuário final</w:t>
+              <w:t>Segurança</w:t>
             </w:r>
           </w:p>
         </w:tc>
@@ -489,7 +402,7 @@
                 <w:sz w:val="20"/>
                 <w:szCs w:val="20"/>
               </w:rPr>
-              <w:t xml:space="preserve">R$ 29–99 / mês por conta</w:t>
+              <w:t>Básica (isolamento de dados por conta)</w:t>
             </w:r>
           </w:p>
         </w:tc>
@@ -512,7 +425,362 @@
                 <w:sz w:val="20"/>
                 <w:szCs w:val="20"/>
               </w:rPr>
-              <w:t xml:space="preserve">Se você quer manter e operar o produto, cobrando diretamente do investidor pessoa física.</w:t>
+              <w:t>Perfis de acesso, credenciais da corretora e token do Telegram criptografados, bloqueio de login contra força bruta, recuperação de senha por e-mail, proteção CSRF em todas as ações</w:t>
+            </w:r>
+          </w:p>
+        </w:tc>
+      </w:tr>
+      <w:tr>
+        <w:tc>
+          <w:tcPr>
+            <w:tcW w:type="dxa" w:w="2600"/>
+            <w:tcMar>
+              <w:top w:type="dxa" w:w="100"/>
+              <w:left w:type="dxa" w:w="120"/>
+              <w:bottom w:type="dxa" w:w="100"/>
+              <w:right w:type="dxa" w:w="120"/>
+            </w:tcMar>
+          </w:tcPr>
+          <w:p>
+            <w:r>
+              <w:rPr>
+                <w:b/>
+                <w:bCs/>
+                <w:color w:val="111111"/>
+                <w:sz w:val="20"/>
+                <w:szCs w:val="20"/>
+              </w:rPr>
+              <w:t>Infraestrutura</w:t>
+            </w:r>
+          </w:p>
+        </w:tc>
+        <w:tc>
+          <w:tcPr>
+            <w:tcW w:type="dxa" w:w="3100"/>
+            <w:tcMar>
+              <w:top w:type="dxa" w:w="100"/>
+              <w:left w:type="dxa" w:w="120"/>
+              <w:bottom w:type="dxa" w:w="100"/>
+              <w:right w:type="dxa" w:w="120"/>
+            </w:tcMar>
+          </w:tcPr>
+          <w:p>
+            <w:r>
+              <w:rPr>
+                <w:b w:val="false"/>
+                <w:bCs w:val="false"/>
+                <w:color w:val="111111"/>
+                <w:sz w:val="20"/>
+                <w:szCs w:val="20"/>
+              </w:rPr>
+              <w:t>Docker simples</w:t>
+            </w:r>
+          </w:p>
+        </w:tc>
+        <w:tc>
+          <w:tcPr>
+            <w:tcW w:type="dxa" w:w="3326"/>
+            <w:tcMar>
+              <w:top w:type="dxa" w:w="100"/>
+              <w:left w:type="dxa" w:w="120"/>
+              <w:bottom w:type="dxa" w:w="100"/>
+              <w:right w:type="dxa" w:w="120"/>
+            </w:tcMar>
+          </w:tcPr>
+          <w:p>
+            <w:r>
+              <w:rPr>
+                <w:b w:val="false"/>
+                <w:bCs w:val="false"/>
+                <w:color w:val="111111"/>
+                <w:sz w:val="20"/>
+                <w:szCs w:val="20"/>
+              </w:rPr>
+              <w:t>Serviços separados (site, cotações, notícias, backup diário), container sem root, verificação de saúde para monitoramento, logs com rotação, backup com rotação</w:t>
+            </w:r>
+          </w:p>
+        </w:tc>
+      </w:tr>
+      <w:tr>
+        <w:tc>
+          <w:tcPr>
+            <w:tcW w:type="dxa" w:w="2600"/>
+            <w:tcMar>
+              <w:top w:type="dxa" w:w="100"/>
+              <w:left w:type="dxa" w:w="120"/>
+              <w:bottom w:type="dxa" w:w="100"/>
+              <w:right w:type="dxa" w:w="120"/>
+            </w:tcMar>
+          </w:tcPr>
+          <w:p>
+            <w:r>
+              <w:rPr>
+                <w:b/>
+                <w:bCs/>
+                <w:color w:val="111111"/>
+                <w:sz w:val="20"/>
+                <w:szCs w:val="20"/>
+              </w:rPr>
+              <w:t>Apoio à decisão</w:t>
+            </w:r>
+          </w:p>
+        </w:tc>
+        <w:tc>
+          <w:tcPr>
+            <w:tcW w:type="dxa" w:w="3100"/>
+            <w:tcMar>
+              <w:top w:type="dxa" w:w="100"/>
+              <w:left w:type="dxa" w:w="120"/>
+              <w:bottom w:type="dxa" w:w="100"/>
+              <w:right w:type="dxa" w:w="120"/>
+            </w:tcMar>
+          </w:tcPr>
+          <w:p>
+            <w:r>
+              <w:rPr>
+                <w:b w:val="false"/>
+                <w:bCs w:val="false"/>
+                <w:color w:val="111111"/>
+                <w:sz w:val="20"/>
+                <w:szCs w:val="20"/>
+              </w:rPr>
+              <w:t>Robô consultor e scanner técnico</w:t>
+            </w:r>
+          </w:p>
+        </w:tc>
+        <w:tc>
+          <w:tcPr>
+            <w:tcW w:type="dxa" w:w="3326"/>
+            <w:tcMar>
+              <w:top w:type="dxa" w:w="100"/>
+              <w:left w:type="dxa" w:w="120"/>
+              <w:bottom w:type="dxa" w:w="100"/>
+              <w:right w:type="dxa" w:w="120"/>
+            </w:tcMar>
+          </w:tcPr>
+          <w:p>
+            <w:r>
+              <w:rPr>
+                <w:b w:val="false"/>
+                <w:bCs w:val="false"/>
+                <w:color w:val="111111"/>
+                <w:sz w:val="20"/>
+                <w:szCs w:val="20"/>
+              </w:rPr>
+              <w:t>+ Qualidade das Empresas (nota de 0 a 10 pelos balanços), Calculadora de risco na compra, backtesting comparado com a referência, previsões dos analistas</w:t>
+            </w:r>
+          </w:p>
+        </w:tc>
+      </w:tr>
+      <w:tr>
+        <w:tc>
+          <w:tcPr>
+            <w:tcW w:type="dxa" w:w="2600"/>
+            <w:tcMar>
+              <w:top w:type="dxa" w:w="100"/>
+              <w:left w:type="dxa" w:w="120"/>
+              <w:bottom w:type="dxa" w:w="100"/>
+              <w:right w:type="dxa" w:w="120"/>
+            </w:tcMar>
+          </w:tcPr>
+          <w:p>
+            <w:r>
+              <w:rPr>
+                <w:b/>
+                <w:bCs/>
+                <w:color w:val="111111"/>
+                <w:sz w:val="20"/>
+                <w:szCs w:val="20"/>
+              </w:rPr>
+              <w:t>Uso diário</w:t>
+            </w:r>
+          </w:p>
+        </w:tc>
+        <w:tc>
+          <w:tcPr>
+            <w:tcW w:type="dxa" w:w="3100"/>
+            <w:tcMar>
+              <w:top w:type="dxa" w:w="100"/>
+              <w:left w:type="dxa" w:w="120"/>
+              <w:bottom w:type="dxa" w:w="100"/>
+              <w:right w:type="dxa" w:w="120"/>
+            </w:tcMar>
+          </w:tcPr>
+          <w:p>
+            <w:r>
+              <w:rPr>
+                <w:b w:val="false"/>
+                <w:bCs w:val="false"/>
+                <w:color w:val="111111"/>
+                <w:sz w:val="20"/>
+                <w:szCs w:val="20"/>
+              </w:rPr>
+              <w:t>—</w:t>
+            </w:r>
+          </w:p>
+        </w:tc>
+        <w:tc>
+          <w:tcPr>
+            <w:tcW w:type="dxa" w:w="3326"/>
+            <w:tcMar>
+              <w:top w:type="dxa" w:w="100"/>
+              <w:left w:type="dxa" w:w="120"/>
+              <w:bottom w:type="dxa" w:w="100"/>
+              <w:right w:type="dxa" w:w="120"/>
+            </w:tcMar>
+          </w:tcPr>
+          <w:p>
+            <w:r>
+              <w:rPr>
+                <w:b w:val="false"/>
+                <w:bCs w:val="false"/>
+                <w:color w:val="111111"/>
+                <w:sz w:val="20"/>
+                <w:szCs w:val="20"/>
+              </w:rPr>
+              <w:t>Comando de voz, registros de cotação com gráfico, destaque de notícias por ativo, integração com Home Broker</w:t>
+            </w:r>
+          </w:p>
+        </w:tc>
+      </w:tr>
+      <w:tr>
+        <w:tc>
+          <w:tcPr>
+            <w:tcW w:type="dxa" w:w="2600"/>
+            <w:tcMar>
+              <w:top w:type="dxa" w:w="100"/>
+              <w:left w:type="dxa" w:w="120"/>
+              <w:bottom w:type="dxa" w:w="100"/>
+              <w:right w:type="dxa" w:w="120"/>
+            </w:tcMar>
+          </w:tcPr>
+          <w:p>
+            <w:r>
+              <w:rPr>
+                <w:b/>
+                <w:bCs/>
+                <w:color w:val="111111"/>
+                <w:sz w:val="20"/>
+                <w:szCs w:val="20"/>
+              </w:rPr>
+              <w:t>Documentação</w:t>
+            </w:r>
+          </w:p>
+        </w:tc>
+        <w:tc>
+          <w:tcPr>
+            <w:tcW w:type="dxa" w:w="3100"/>
+            <w:tcMar>
+              <w:top w:type="dxa" w:w="100"/>
+              <w:left w:type="dxa" w:w="120"/>
+              <w:bottom w:type="dxa" w:w="100"/>
+              <w:right w:type="dxa" w:w="120"/>
+            </w:tcMar>
+          </w:tcPr>
+          <w:p>
+            <w:r>
+              <w:rPr>
+                <w:b w:val="false"/>
+                <w:bCs w:val="false"/>
+                <w:color w:val="111111"/>
+                <w:sz w:val="20"/>
+                <w:szCs w:val="20"/>
+              </w:rPr>
+              <w:t>Manuais redigidos</w:t>
+            </w:r>
+          </w:p>
+        </w:tc>
+        <w:tc>
+          <w:tcPr>
+            <w:tcW w:type="dxa" w:w="3326"/>
+            <w:tcMar>
+              <w:top w:type="dxa" w:w="100"/>
+              <w:left w:type="dxa" w:w="120"/>
+              <w:bottom w:type="dxa" w:w="100"/>
+              <w:right w:type="dxa" w:w="120"/>
+            </w:tcMar>
+          </w:tcPr>
+          <w:p>
+            <w:r>
+              <w:rPr>
+                <w:b w:val="false"/>
+                <w:bCs w:val="false"/>
+                <w:color w:val="111111"/>
+                <w:sz w:val="20"/>
+                <w:szCs w:val="20"/>
+              </w:rPr>
+              <w:t>Manuais operacional e comercial e apresentação atualizados nesta revisão</w:t>
+            </w:r>
+          </w:p>
+        </w:tc>
+      </w:tr>
+      <w:tr>
+        <w:tc>
+          <w:tcPr>
+            <w:tcW w:type="dxa" w:w="2600"/>
+            <w:tcMar>
+              <w:top w:type="dxa" w:w="100"/>
+              <w:left w:type="dxa" w:w="120"/>
+              <w:bottom w:type="dxa" w:w="100"/>
+              <w:right w:type="dxa" w:w="120"/>
+            </w:tcMar>
+          </w:tcPr>
+          <w:p>
+            <w:r>
+              <w:rPr>
+                <w:b/>
+                <w:bCs/>
+                <w:color w:val="111111"/>
+                <w:sz w:val="20"/>
+                <w:szCs w:val="20"/>
+              </w:rPr>
+              <w:t>Esforço para reconstruir do zero</w:t>
+            </w:r>
+          </w:p>
+        </w:tc>
+        <w:tc>
+          <w:tcPr>
+            <w:tcW w:type="dxa" w:w="3100"/>
+            <w:tcMar>
+              <w:top w:type="dxa" w:w="100"/>
+              <w:left w:type="dxa" w:w="120"/>
+              <w:bottom w:type="dxa" w:w="100"/>
+              <w:right w:type="dxa" w:w="120"/>
+            </w:tcMar>
+          </w:tcPr>
+          <w:p>
+            <w:r>
+              <w:rPr>
+                <w:b w:val="false"/>
+                <w:bCs w:val="false"/>
+                <w:color w:val="111111"/>
+                <w:sz w:val="20"/>
+                <w:szCs w:val="20"/>
+              </w:rPr>
+              <w:t>400–800 h</w:t>
+            </w:r>
+          </w:p>
+        </w:tc>
+        <w:tc>
+          <w:tcPr>
+            <w:tcW w:type="dxa" w:w="3326"/>
+            <w:tcMar>
+              <w:top w:type="dxa" w:w="100"/>
+              <w:left w:type="dxa" w:w="120"/>
+              <w:bottom w:type="dxa" w:w="100"/>
+              <w:right w:type="dxa" w:w="120"/>
+            </w:tcMar>
+          </w:tcPr>
+          <w:p>
+            <w:r>
+              <w:rPr>
+                <w:b w:val="false"/>
+                <w:bCs w:val="false"/>
+                <w:color w:val="111111"/>
+                <w:sz w:val="20"/>
+                <w:szCs w:val="20"/>
+              </w:rPr>
+              <w:t>500–950 h de um desenvolvedor sênior full-stack</w:t>
             </w:r>
           </w:p>
         </w:tc>
@@ -529,7 +797,1773 @@
         <w:spacing w:after="160" w:before="320"/>
       </w:pPr>
       <w:r>
-        <w:t xml:space="preserve">4. Fatores que reduzem o valor</w:t>
+        <w:t>3. Referências de mercado (preços pesquisados em 12/10/2026)</w:t>
+      </w:r>
+    </w:p>
+    <w:p>
+      <w:pPr>
+        <w:spacing w:before="240"/>
+      </w:pPr>
+    </w:p>
+    <w:tbl>
+      <w:tblPr>
+        <w:tblW w:type="dxa" w:w="9026"/>
+        <w:tblBorders>
+          <w:top w:val="single" w:color="auto" w:sz="4"/>
+          <w:left w:val="single" w:color="auto" w:sz="4"/>
+          <w:bottom w:val="single" w:color="auto" w:sz="4"/>
+          <w:right w:val="single" w:color="auto" w:sz="4"/>
+          <w:insideH w:val="single" w:color="auto" w:sz="4"/>
+          <w:insideV w:val="single" w:color="auto" w:sz="4"/>
+        </w:tblBorders>
+      </w:tblPr>
+      <w:tblGrid>
+        <w:gridCol w:w="2600"/>
+        <w:gridCol w:w="3100"/>
+        <w:gridCol w:w="3326"/>
+      </w:tblGrid>
+      <w:tr>
+        <w:trPr>
+          <w:tblHeader/>
+        </w:trPr>
+        <w:tc>
+          <w:tcPr>
+            <w:tcW w:type="dxa" w:w="2600"/>
+            <w:shd w:fill="0D1526" w:val="clear"/>
+            <w:tcMar>
+              <w:top w:type="dxa" w:w="100"/>
+              <w:left w:type="dxa" w:w="120"/>
+              <w:bottom w:type="dxa" w:w="100"/>
+              <w:right w:type="dxa" w:w="120"/>
+            </w:tcMar>
+          </w:tcPr>
+          <w:p>
+            <w:r>
+              <w:rPr>
+                <w:b/>
+                <w:bCs/>
+                <w:color w:val="FFFFFF"/>
+                <w:sz w:val="20"/>
+                <w:szCs w:val="20"/>
+              </w:rPr>
+              <w:t>Produto</w:t>
+            </w:r>
+          </w:p>
+        </w:tc>
+        <w:tc>
+          <w:tcPr>
+            <w:tcW w:type="dxa" w:w="3100"/>
+            <w:shd w:fill="0D1526" w:val="clear"/>
+            <w:tcMar>
+              <w:top w:type="dxa" w:w="100"/>
+              <w:left w:type="dxa" w:w="120"/>
+              <w:bottom w:type="dxa" w:w="100"/>
+              <w:right w:type="dxa" w:w="120"/>
+            </w:tcMar>
+          </w:tcPr>
+          <w:p>
+            <w:r>
+              <w:rPr>
+                <w:b/>
+                <w:bCs/>
+                <w:color w:val="FFFFFF"/>
+                <w:sz w:val="20"/>
+                <w:szCs w:val="20"/>
+              </w:rPr>
+              <w:t>Preço</w:t>
+            </w:r>
+          </w:p>
+        </w:tc>
+        <w:tc>
+          <w:tcPr>
+            <w:tcW w:type="dxa" w:w="3326"/>
+            <w:shd w:fill="0D1526" w:val="clear"/>
+            <w:tcMar>
+              <w:top w:type="dxa" w:w="100"/>
+              <w:left w:type="dxa" w:w="120"/>
+              <w:bottom w:type="dxa" w:w="100"/>
+              <w:right w:type="dxa" w:w="120"/>
+            </w:tcMar>
+          </w:tcPr>
+          <w:p>
+            <w:r>
+              <w:rPr>
+                <w:b/>
+                <w:bCs/>
+                <w:color w:val="FFFFFF"/>
+                <w:sz w:val="20"/>
+                <w:szCs w:val="20"/>
+              </w:rPr>
+              <w:t>Comparação com o BolsaTrader</w:t>
+            </w:r>
+          </w:p>
+        </w:tc>
+      </w:tr>
+      <w:tr>
+        <w:tc>
+          <w:tcPr>
+            <w:tcW w:type="dxa" w:w="2600"/>
+            <w:tcMar>
+              <w:top w:type="dxa" w:w="100"/>
+              <w:left w:type="dxa" w:w="120"/>
+              <w:bottom w:type="dxa" w:w="100"/>
+              <w:right w:type="dxa" w:w="120"/>
+            </w:tcMar>
+          </w:tcPr>
+          <w:p>
+            <w:r>
+              <w:rPr>
+                <w:b/>
+                <w:bCs/>
+                <w:color w:val="111111"/>
+                <w:sz w:val="20"/>
+                <w:szCs w:val="20"/>
+              </w:rPr>
+              <w:t>Kinvo Premium</w:t>
+            </w:r>
+          </w:p>
+        </w:tc>
+        <w:tc>
+          <w:tcPr>
+            <w:tcW w:type="dxa" w:w="3100"/>
+            <w:tcMar>
+              <w:top w:type="dxa" w:w="100"/>
+              <w:left w:type="dxa" w:w="120"/>
+              <w:bottom w:type="dxa" w:w="100"/>
+              <w:right w:type="dxa" w:w="120"/>
+            </w:tcMar>
+          </w:tcPr>
+          <w:p>
+            <w:r>
+              <w:rPr>
+                <w:b w:val="false"/>
+                <w:bCs w:val="false"/>
+                <w:color w:val="111111"/>
+                <w:sz w:val="20"/>
+                <w:szCs w:val="20"/>
+              </w:rPr>
+              <w:t>R$ 179,90/ano (≈ R$ 15/mês); mensal descontinuado</w:t>
+            </w:r>
+          </w:p>
+        </w:tc>
+        <w:tc>
+          <w:tcPr>
+            <w:tcW w:type="dxa" w:w="3326"/>
+            <w:tcMar>
+              <w:top w:type="dxa" w:w="100"/>
+              <w:left w:type="dxa" w:w="120"/>
+              <w:bottom w:type="dxa" w:w="100"/>
+              <w:right w:type="dxa" w:w="120"/>
+            </w:tcMar>
+          </w:tcPr>
+          <w:p>
+            <w:r>
+              <w:rPr>
+                <w:b w:val="false"/>
+                <w:bCs w:val="false"/>
+                <w:color w:val="111111"/>
+                <w:sz w:val="20"/>
+                <w:szCs w:val="20"/>
+              </w:rPr>
+              <w:t>Consolidador de carteira multiativos, com integração automática à B3. Mais barato e com mais automação de importação; sem robô, scanner nem calculadora de risco.</w:t>
+            </w:r>
+          </w:p>
+        </w:tc>
+      </w:tr>
+      <w:tr>
+        <w:tc>
+          <w:tcPr>
+            <w:tcW w:type="dxa" w:w="2600"/>
+            <w:tcMar>
+              <w:top w:type="dxa" w:w="100"/>
+              <w:left w:type="dxa" w:w="120"/>
+              <w:bottom w:type="dxa" w:w="100"/>
+              <w:right w:type="dxa" w:w="120"/>
+            </w:tcMar>
+          </w:tcPr>
+          <w:p>
+            <w:r>
+              <w:rPr>
+                <w:b/>
+                <w:bCs/>
+                <w:color w:val="111111"/>
+                <w:sz w:val="20"/>
+                <w:szCs w:val="20"/>
+              </w:rPr>
+              <w:t>TradeMap Plus / Pro</w:t>
+            </w:r>
+          </w:p>
+        </w:tc>
+        <w:tc>
+          <w:tcPr>
+            <w:tcW w:type="dxa" w:w="3100"/>
+            <w:tcMar>
+              <w:top w:type="dxa" w:w="100"/>
+              <w:left w:type="dxa" w:w="120"/>
+              <w:bottom w:type="dxa" w:w="100"/>
+              <w:right w:type="dxa" w:w="120"/>
+            </w:tcMar>
+          </w:tcPr>
+          <w:p>
+            <w:r>
+              <w:rPr>
+                <w:b w:val="false"/>
+                <w:bCs w:val="false"/>
+                <w:color w:val="111111"/>
+                <w:sz w:val="20"/>
+                <w:szCs w:val="20"/>
+              </w:rPr>
+              <w:t>R$ 29,90/mês e R$ 49,90/mês</w:t>
+            </w:r>
+          </w:p>
+        </w:tc>
+        <w:tc>
+          <w:tcPr>
+            <w:tcW w:type="dxa" w:w="3326"/>
+            <w:tcMar>
+              <w:top w:type="dxa" w:w="100"/>
+              <w:left w:type="dxa" w:w="120"/>
+              <w:bottom w:type="dxa" w:w="100"/>
+              <w:right w:type="dxa" w:w="120"/>
+            </w:tcMar>
+          </w:tcPr>
+          <w:p>
+            <w:r>
+              <w:rPr>
+                <w:b w:val="false"/>
+                <w:bCs w:val="false"/>
+                <w:color w:val="111111"/>
+                <w:sz w:val="20"/>
+                <w:szCs w:val="20"/>
+              </w:rPr>
+              <w:t>Dados de mercado e carteira em aplicativo maduro. É a referência de preço mais próxima do BolsaTrader para pessoa física.</w:t>
+            </w:r>
+          </w:p>
+        </w:tc>
+      </w:tr>
+      <w:tr>
+        <w:tc>
+          <w:tcPr>
+            <w:tcW w:type="dxa" w:w="2600"/>
+            <w:tcMar>
+              <w:top w:type="dxa" w:w="100"/>
+              <w:left w:type="dxa" w:w="120"/>
+              <w:bottom w:type="dxa" w:w="100"/>
+              <w:right w:type="dxa" w:w="120"/>
+            </w:tcMar>
+          </w:tcPr>
+          <w:p>
+            <w:r>
+              <w:rPr>
+                <w:b/>
+                <w:bCs/>
+                <w:color w:val="111111"/>
+                <w:sz w:val="20"/>
+                <w:szCs w:val="20"/>
+              </w:rPr>
+              <w:t>Nelogica — módulo Plano de Trade</w:t>
+            </w:r>
+          </w:p>
+        </w:tc>
+        <w:tc>
+          <w:tcPr>
+            <w:tcW w:type="dxa" w:w="3100"/>
+            <w:tcMar>
+              <w:top w:type="dxa" w:w="100"/>
+              <w:left w:type="dxa" w:w="120"/>
+              <w:bottom w:type="dxa" w:w="100"/>
+              <w:right w:type="dxa" w:w="120"/>
+            </w:tcMar>
+          </w:tcPr>
+          <w:p>
+            <w:r>
+              <w:rPr>
+                <w:b w:val="false"/>
+                <w:bCs w:val="false"/>
+                <w:color w:val="111111"/>
+                <w:sz w:val="20"/>
+                <w:szCs w:val="20"/>
+              </w:rPr>
+              <w:t>R$ 79,90/mês (R$ 39,95/mês no anual)</w:t>
+            </w:r>
+          </w:p>
+        </w:tc>
+        <w:tc>
+          <w:tcPr>
+            <w:tcW w:type="dxa" w:w="3326"/>
+            <w:tcMar>
+              <w:top w:type="dxa" w:w="100"/>
+              <w:left w:type="dxa" w:w="120"/>
+              <w:bottom w:type="dxa" w:w="100"/>
+              <w:right w:type="dxa" w:w="120"/>
+            </w:tcMar>
+          </w:tcPr>
+          <w:p>
+            <w:r>
+              <w:rPr>
+                <w:b w:val="false"/>
+                <w:bCs w:val="false"/>
+                <w:color w:val="111111"/>
+                <w:sz w:val="20"/>
+                <w:szCs w:val="20"/>
+              </w:rPr>
+              <w:t>Só o planejamento de operações — mostra que gestão de risco, sozinha, já é vendável.</w:t>
+            </w:r>
+          </w:p>
+        </w:tc>
+      </w:tr>
+      <w:tr>
+        <w:tc>
+          <w:tcPr>
+            <w:tcW w:type="dxa" w:w="2600"/>
+            <w:tcMar>
+              <w:top w:type="dxa" w:w="100"/>
+              <w:left w:type="dxa" w:w="120"/>
+              <w:bottom w:type="dxa" w:w="100"/>
+              <w:right w:type="dxa" w:w="120"/>
+            </w:tcMar>
+          </w:tcPr>
+          <w:p>
+            <w:r>
+              <w:rPr>
+                <w:b/>
+                <w:bCs/>
+                <w:color w:val="111111"/>
+                <w:sz w:val="20"/>
+                <w:szCs w:val="20"/>
+              </w:rPr>
+              <w:t>Nelogica Profit (One a Ultra)</w:t>
+            </w:r>
+          </w:p>
+        </w:tc>
+        <w:tc>
+          <w:tcPr>
+            <w:tcW w:type="dxa" w:w="3100"/>
+            <w:tcMar>
+              <w:top w:type="dxa" w:w="100"/>
+              <w:left w:type="dxa" w:w="120"/>
+              <w:bottom w:type="dxa" w:w="100"/>
+              <w:right w:type="dxa" w:w="120"/>
+            </w:tcMar>
+          </w:tcPr>
+          <w:p>
+            <w:r>
+              <w:rPr>
+                <w:b w:val="false"/>
+                <w:bCs w:val="false"/>
+                <w:color w:val="111111"/>
+                <w:sz w:val="20"/>
+                <w:szCs w:val="20"/>
+              </w:rPr>
+              <w:t>R$ 140 a R$ 465/mês (plano de 12 meses)</w:t>
+            </w:r>
+          </w:p>
+        </w:tc>
+        <w:tc>
+          <w:tcPr>
+            <w:tcW w:type="dxa" w:w="3326"/>
+            <w:tcMar>
+              <w:top w:type="dxa" w:w="100"/>
+              <w:left w:type="dxa" w:w="120"/>
+              <w:bottom w:type="dxa" w:w="100"/>
+              <w:right w:type="dxa" w:w="120"/>
+            </w:tcMar>
+          </w:tcPr>
+          <w:p>
+            <w:r>
+              <w:rPr>
+                <w:b w:val="false"/>
+                <w:bCs w:val="false"/>
+                <w:color w:val="111111"/>
+                <w:sz w:val="20"/>
+                <w:szCs w:val="20"/>
+              </w:rPr>
+              <w:t>Plataforma de trader profissional com dados em tempo real e envio de ordens: outra categoria, não é concorrente direto.</w:t>
+            </w:r>
+          </w:p>
+        </w:tc>
+      </w:tr>
+    </w:tbl>
+    <w:p>
+      <w:pPr>
+        <w:spacing w:before="240"/>
+      </w:pPr>
+    </w:p>
+    <w:p>
+      <w:pPr>
+        <w:spacing w:after="200"/>
+      </w:pPr>
+      <w:r>
+        <w:t>O BolsaTrader se posiciona entre o TradeMap Pro e o módulo de Plano de Trade: entrega menos dados de mercado (cotações a cada hora, não em tempo real, e sem importação automática da B3), mas mais apoio à decisão de compra (nota de qualidade, calculadora de risco, scanner, robô e análise por IA).</w:t>
+      </w:r>
+    </w:p>
+    <w:p>
+      <w:pPr>
+        <w:pStyle w:val="Heading1"/>
+        <w:spacing w:after="160" w:before="320"/>
+      </w:pPr>
+      <w:r>
+        <w:t>4. Custos para operar</w:t>
+      </w:r>
+    </w:p>
+    <w:p>
+      <w:pPr>
+        <w:spacing w:before="240"/>
+      </w:pPr>
+    </w:p>
+    <w:tbl>
+      <w:tblPr>
+        <w:tblW w:type="dxa" w:w="9026"/>
+        <w:tblBorders>
+          <w:top w:val="single" w:color="auto" w:sz="4"/>
+          <w:left w:val="single" w:color="auto" w:sz="4"/>
+          <w:bottom w:val="single" w:color="auto" w:sz="4"/>
+          <w:right w:val="single" w:color="auto" w:sz="4"/>
+          <w:insideH w:val="single" w:color="auto" w:sz="4"/>
+          <w:insideV w:val="single" w:color="auto" w:sz="4"/>
+        </w:tblBorders>
+      </w:tblPr>
+      <w:tblGrid>
+        <w:gridCol w:w="2600"/>
+        <w:gridCol w:w="3100"/>
+        <w:gridCol w:w="3326"/>
+      </w:tblGrid>
+      <w:tr>
+        <w:trPr>
+          <w:tblHeader/>
+        </w:trPr>
+        <w:tc>
+          <w:tcPr>
+            <w:tcW w:type="dxa" w:w="2600"/>
+            <w:shd w:fill="0D1526" w:val="clear"/>
+            <w:tcMar>
+              <w:top w:type="dxa" w:w="100"/>
+              <w:left w:type="dxa" w:w="120"/>
+              <w:bottom w:type="dxa" w:w="100"/>
+              <w:right w:type="dxa" w:w="120"/>
+            </w:tcMar>
+          </w:tcPr>
+          <w:p>
+            <w:r>
+              <w:rPr>
+                <w:b/>
+                <w:bCs/>
+                <w:color w:val="FFFFFF"/>
+                <w:sz w:val="20"/>
+                <w:szCs w:val="20"/>
+              </w:rPr>
+              <w:t>Item</w:t>
+            </w:r>
+          </w:p>
+        </w:tc>
+        <w:tc>
+          <w:tcPr>
+            <w:tcW w:type="dxa" w:w="3100"/>
+            <w:shd w:fill="0D1526" w:val="clear"/>
+            <w:tcMar>
+              <w:top w:type="dxa" w:w="100"/>
+              <w:left w:type="dxa" w:w="120"/>
+              <w:bottom w:type="dxa" w:w="100"/>
+              <w:right w:type="dxa" w:w="120"/>
+            </w:tcMar>
+          </w:tcPr>
+          <w:p>
+            <w:r>
+              <w:rPr>
+                <w:b/>
+                <w:bCs/>
+                <w:color w:val="FFFFFF"/>
+                <w:sz w:val="20"/>
+                <w:szCs w:val="20"/>
+              </w:rPr>
+              <w:t>Custo mensal</w:t>
+            </w:r>
+          </w:p>
+        </w:tc>
+        <w:tc>
+          <w:tcPr>
+            <w:tcW w:type="dxa" w:w="3326"/>
+            <w:shd w:fill="0D1526" w:val="clear"/>
+            <w:tcMar>
+              <w:top w:type="dxa" w:w="100"/>
+              <w:left w:type="dxa" w:w="120"/>
+              <w:bottom w:type="dxa" w:w="100"/>
+              <w:right w:type="dxa" w:w="120"/>
+            </w:tcMar>
+          </w:tcPr>
+          <w:p>
+            <w:r>
+              <w:rPr>
+                <w:b/>
+                <w:bCs/>
+                <w:color w:val="FFFFFF"/>
+                <w:sz w:val="20"/>
+                <w:szCs w:val="20"/>
+              </w:rPr>
+              <w:t>Observação</w:t>
+            </w:r>
+          </w:p>
+        </w:tc>
+      </w:tr>
+      <w:tr>
+        <w:tc>
+          <w:tcPr>
+            <w:tcW w:type="dxa" w:w="2600"/>
+            <w:tcMar>
+              <w:top w:type="dxa" w:w="100"/>
+              <w:left w:type="dxa" w:w="120"/>
+              <w:bottom w:type="dxa" w:w="100"/>
+              <w:right w:type="dxa" w:w="120"/>
+            </w:tcMar>
+          </w:tcPr>
+          <w:p>
+            <w:r>
+              <w:rPr>
+                <w:b/>
+                <w:bCs/>
+                <w:color w:val="111111"/>
+                <w:sz w:val="20"/>
+                <w:szCs w:val="20"/>
+              </w:rPr>
+              <w:t>API de cotações brapi.dev — Startup</w:t>
+            </w:r>
+          </w:p>
+        </w:tc>
+        <w:tc>
+          <w:tcPr>
+            <w:tcW w:type="dxa" w:w="3100"/>
+            <w:tcMar>
+              <w:top w:type="dxa" w:w="100"/>
+              <w:left w:type="dxa" w:w="120"/>
+              <w:bottom w:type="dxa" w:w="100"/>
+              <w:right w:type="dxa" w:w="120"/>
+            </w:tcMar>
+          </w:tcPr>
+          <w:p>
+            <w:r>
+              <w:rPr>
+                <w:b w:val="false"/>
+                <w:bCs w:val="false"/>
+                <w:color w:val="111111"/>
+                <w:sz w:val="20"/>
+                <w:szCs w:val="20"/>
+              </w:rPr>
+              <w:t>R$ 119,99 (R$ 1.199,90/ano)</w:t>
+            </w:r>
+          </w:p>
+        </w:tc>
+        <w:tc>
+          <w:tcPr>
+            <w:tcW w:type="dxa" w:w="3326"/>
+            <w:tcMar>
+              <w:top w:type="dxa" w:w="100"/>
+              <w:left w:type="dxa" w:w="120"/>
+              <w:bottom w:type="dxa" w:w="100"/>
+              <w:right w:type="dxa" w:w="120"/>
+            </w:tcMar>
+          </w:tcPr>
+          <w:p>
+            <w:r>
+              <w:rPr>
+                <w:b w:val="false"/>
+                <w:bCs w:val="false"/>
+                <w:color w:val="111111"/>
+                <w:sz w:val="20"/>
+                <w:szCs w:val="20"/>
+              </w:rPr>
+              <w:t>150 mil requisições/mês e 1 ano de histórico; é o plano usado hoje. Comporta algumas centenas de usuários ativos, porque a atualização automática agrupa os tickers de todos os usuários.</w:t>
+            </w:r>
+          </w:p>
+        </w:tc>
+      </w:tr>
+      <w:tr>
+        <w:tc>
+          <w:tcPr>
+            <w:tcW w:type="dxa" w:w="2600"/>
+            <w:tcMar>
+              <w:top w:type="dxa" w:w="100"/>
+              <w:left w:type="dxa" w:w="120"/>
+              <w:bottom w:type="dxa" w:w="100"/>
+              <w:right w:type="dxa" w:w="120"/>
+            </w:tcMar>
+          </w:tcPr>
+          <w:p>
+            <w:r>
+              <w:rPr>
+                <w:b/>
+                <w:bCs/>
+                <w:color w:val="111111"/>
+                <w:sz w:val="20"/>
+                <w:szCs w:val="20"/>
+              </w:rPr>
+              <w:t>API de cotações brapi.dev — Pro</w:t>
+            </w:r>
+          </w:p>
+        </w:tc>
+        <w:tc>
+          <w:tcPr>
+            <w:tcW w:type="dxa" w:w="3100"/>
+            <w:tcMar>
+              <w:top w:type="dxa" w:w="100"/>
+              <w:left w:type="dxa" w:w="120"/>
+              <w:bottom w:type="dxa" w:w="100"/>
+              <w:right w:type="dxa" w:w="120"/>
+            </w:tcMar>
+          </w:tcPr>
+          <w:p>
+            <w:r>
+              <w:rPr>
+                <w:b w:val="false"/>
+                <w:bCs w:val="false"/>
+                <w:color w:val="111111"/>
+                <w:sz w:val="20"/>
+                <w:szCs w:val="20"/>
+              </w:rPr>
+              <w:t>R$ 139,99 (R$ 1.399,90/ano)</w:t>
+            </w:r>
+          </w:p>
+        </w:tc>
+        <w:tc>
+          <w:tcPr>
+            <w:tcW w:type="dxa" w:w="3326"/>
+            <w:tcMar>
+              <w:top w:type="dxa" w:w="100"/>
+              <w:left w:type="dxa" w:w="120"/>
+              <w:bottom w:type="dxa" w:w="100"/>
+              <w:right w:type="dxa" w:w="120"/>
+            </w:tcMar>
+          </w:tcPr>
+          <w:p>
+            <w:r>
+              <w:rPr>
+                <w:b w:val="false"/>
+                <w:bCs w:val="false"/>
+                <w:color w:val="111111"/>
+                <w:sz w:val="20"/>
+                <w:szCs w:val="20"/>
+              </w:rPr>
+              <w:t>500 mil requisições/mês, histórico completo e o módulo de indicadores financeiros prontos.</w:t>
+            </w:r>
+          </w:p>
+        </w:tc>
+      </w:tr>
+      <w:tr>
+        <w:tc>
+          <w:tcPr>
+            <w:tcW w:type="dxa" w:w="2600"/>
+            <w:tcMar>
+              <w:top w:type="dxa" w:w="100"/>
+              <w:left w:type="dxa" w:w="120"/>
+              <w:bottom w:type="dxa" w:w="100"/>
+              <w:right w:type="dxa" w:w="120"/>
+            </w:tcMar>
+          </w:tcPr>
+          <w:p>
+            <w:r>
+              <w:rPr>
+                <w:b/>
+                <w:bCs/>
+                <w:color w:val="111111"/>
+                <w:sz w:val="20"/>
+                <w:szCs w:val="20"/>
+              </w:rPr>
+              <w:t>Servidor (VPS) com HTTPS</w:t>
+            </w:r>
+          </w:p>
+        </w:tc>
+        <w:tc>
+          <w:tcPr>
+            <w:tcW w:type="dxa" w:w="3100"/>
+            <w:tcMar>
+              <w:top w:type="dxa" w:w="100"/>
+              <w:left w:type="dxa" w:w="120"/>
+              <w:bottom w:type="dxa" w:w="100"/>
+              <w:right w:type="dxa" w:w="120"/>
+            </w:tcMar>
+          </w:tcPr>
+          <w:p>
+            <w:r>
+              <w:rPr>
+                <w:b w:val="false"/>
+                <w:bCs w:val="false"/>
+                <w:color w:val="111111"/>
+                <w:sz w:val="20"/>
+                <w:szCs w:val="20"/>
+              </w:rPr>
+              <w:t>≈ R$ 60–150 (estimativa)</w:t>
+            </w:r>
+          </w:p>
+        </w:tc>
+        <w:tc>
+          <w:tcPr>
+            <w:tcW w:type="dxa" w:w="3326"/>
+            <w:tcMar>
+              <w:top w:type="dxa" w:w="100"/>
+              <w:left w:type="dxa" w:w="120"/>
+              <w:bottom w:type="dxa" w:w="100"/>
+              <w:right w:type="dxa" w:w="120"/>
+            </w:tcMar>
+          </w:tcPr>
+          <w:p>
+            <w:r>
+              <w:rPr>
+                <w:b w:val="false"/>
+                <w:bCs w:val="false"/>
+                <w:color w:val="111111"/>
+                <w:sz w:val="20"/>
+                <w:szCs w:val="20"/>
+              </w:rPr>
+              <w:t>Uma VPS pequena roda a instalação Docker inteira; o certificado HTTPS (Let's Encrypt) é gratuito.</w:t>
+            </w:r>
+          </w:p>
+        </w:tc>
+      </w:tr>
+      <w:tr>
+        <w:tc>
+          <w:tcPr>
+            <w:tcW w:type="dxa" w:w="2600"/>
+            <w:tcMar>
+              <w:top w:type="dxa" w:w="100"/>
+              <w:left w:type="dxa" w:w="120"/>
+              <w:bottom w:type="dxa" w:w="100"/>
+              <w:right w:type="dxa" w:w="120"/>
+            </w:tcMar>
+          </w:tcPr>
+          <w:p>
+            <w:r>
+              <w:rPr>
+                <w:b/>
+                <w:bCs/>
+                <w:color w:val="111111"/>
+                <w:sz w:val="20"/>
+                <w:szCs w:val="20"/>
+              </w:rPr>
+              <w:t>IA da Análise de Mercado</w:t>
+            </w:r>
+          </w:p>
+        </w:tc>
+        <w:tc>
+          <w:tcPr>
+            <w:tcW w:type="dxa" w:w="3100"/>
+            <w:tcMar>
+              <w:top w:type="dxa" w:w="100"/>
+              <w:left w:type="dxa" w:w="120"/>
+              <w:bottom w:type="dxa" w:w="100"/>
+              <w:right w:type="dxa" w:w="120"/>
+            </w:tcMar>
+          </w:tcPr>
+          <w:p>
+            <w:r>
+              <w:rPr>
+                <w:b w:val="false"/>
+                <w:bCs w:val="false"/>
+                <w:color w:val="111111"/>
+                <w:sz w:val="20"/>
+                <w:szCs w:val="20"/>
+              </w:rPr>
+              <w:t>≈ R$ 0 a poucas dezenas</w:t>
+            </w:r>
+          </w:p>
+        </w:tc>
+        <w:tc>
+          <w:tcPr>
+            <w:tcW w:type="dxa" w:w="3326"/>
+            <w:tcMar>
+              <w:top w:type="dxa" w:w="100"/>
+              <w:left w:type="dxa" w:w="120"/>
+              <w:bottom w:type="dxa" w:w="100"/>
+              <w:right w:type="dxa" w:w="120"/>
+            </w:tcMar>
+          </w:tcPr>
+          <w:p>
+            <w:r>
+              <w:rPr>
+                <w:b w:val="false"/>
+                <w:bCs w:val="false"/>
+                <w:color w:val="111111"/>
+                <w:sz w:val="20"/>
+                <w:szCs w:val="20"/>
+              </w:rPr>
+              <w:t>Opcional; provedores com camada gratuita (Groq, OpenRouter) atendem o volume de um botão sob demanda.</w:t>
+            </w:r>
+          </w:p>
+        </w:tc>
+      </w:tr>
+      <w:tr>
+        <w:tc>
+          <w:tcPr>
+            <w:tcW w:type="dxa" w:w="2600"/>
+            <w:tcMar>
+              <w:top w:type="dxa" w:w="100"/>
+              <w:left w:type="dxa" w:w="120"/>
+              <w:bottom w:type="dxa" w:w="100"/>
+              <w:right w:type="dxa" w:w="120"/>
+            </w:tcMar>
+          </w:tcPr>
+          <w:p>
+            <w:r>
+              <w:rPr>
+                <w:b/>
+                <w:bCs/>
+                <w:color w:val="111111"/>
+                <w:sz w:val="20"/>
+                <w:szCs w:val="20"/>
+              </w:rPr>
+              <w:t>E-mail transacional</w:t>
+            </w:r>
+          </w:p>
+        </w:tc>
+        <w:tc>
+          <w:tcPr>
+            <w:tcW w:type="dxa" w:w="3100"/>
+            <w:tcMar>
+              <w:top w:type="dxa" w:w="100"/>
+              <w:left w:type="dxa" w:w="120"/>
+              <w:bottom w:type="dxa" w:w="100"/>
+              <w:right w:type="dxa" w:w="120"/>
+            </w:tcMar>
+          </w:tcPr>
+          <w:p>
+            <w:r>
+              <w:rPr>
+                <w:b w:val="false"/>
+                <w:bCs w:val="false"/>
+                <w:color w:val="111111"/>
+                <w:sz w:val="20"/>
+                <w:szCs w:val="20"/>
+              </w:rPr>
+              <w:t>≈ R$ 0–50</w:t>
+            </w:r>
+          </w:p>
+        </w:tc>
+        <w:tc>
+          <w:tcPr>
+            <w:tcW w:type="dxa" w:w="3326"/>
+            <w:tcMar>
+              <w:top w:type="dxa" w:w="100"/>
+              <w:left w:type="dxa" w:w="120"/>
+              <w:bottom w:type="dxa" w:w="100"/>
+              <w:right w:type="dxa" w:w="120"/>
+            </w:tcMar>
+          </w:tcPr>
+          <w:p>
+            <w:r>
+              <w:rPr>
+                <w:b w:val="false"/>
+                <w:bCs w:val="false"/>
+                <w:color w:val="111111"/>
+                <w:sz w:val="20"/>
+                <w:szCs w:val="20"/>
+              </w:rPr>
+              <w:t>Só para "Esqueci minha senha"; camadas gratuitas costumam bastar.</w:t>
+            </w:r>
+          </w:p>
+        </w:tc>
+      </w:tr>
+    </w:tbl>
+    <w:p>
+      <w:pPr>
+        <w:spacing w:before="240"/>
+      </w:pPr>
+    </w:p>
+    <w:p>
+      <w:pPr>
+        <w:spacing w:after="200"/>
+      </w:pPr>
+      <w:r>
+        <w:t>Custo fixo de uma instalação: cerca de R$ 200–300/mês, mais o tempo de suporte. É o piso para qualquer mensalidade de licenciamento e o ponto de equilíbrio de um SaaS (cerca de 10 assinantes no plano de entrada).</w:t>
+      </w:r>
+    </w:p>
+    <w:p>
+      <w:pPr>
+        <w:pStyle w:val="Heading1"/>
+        <w:spacing w:after="160" w:before="320"/>
+      </w:pPr>
+      <w:r>
+        <w:t>5. Modelos de venda e faixas de preço revisadas</w:t>
+      </w:r>
+    </w:p>
+    <w:p>
+      <w:pPr>
+        <w:spacing w:before="240"/>
+      </w:pPr>
+    </w:p>
+    <w:tbl>
+      <w:tblPr>
+        <w:tblW w:type="dxa" w:w="9026"/>
+        <w:tblBorders>
+          <w:top w:val="single" w:color="auto" w:sz="4"/>
+          <w:left w:val="single" w:color="auto" w:sz="4"/>
+          <w:bottom w:val="single" w:color="auto" w:sz="4"/>
+          <w:right w:val="single" w:color="auto" w:sz="4"/>
+          <w:insideH w:val="single" w:color="auto" w:sz="4"/>
+          <w:insideV w:val="single" w:color="auto" w:sz="4"/>
+        </w:tblBorders>
+      </w:tblPr>
+      <w:tblGrid>
+        <w:gridCol w:w="2600"/>
+        <w:gridCol w:w="3100"/>
+        <w:gridCol w:w="3326"/>
+      </w:tblGrid>
+      <w:tr>
+        <w:trPr>
+          <w:tblHeader/>
+        </w:trPr>
+        <w:tc>
+          <w:tcPr>
+            <w:tcW w:type="dxa" w:w="2600"/>
+            <w:shd w:fill="0D1526" w:val="clear"/>
+            <w:tcMar>
+              <w:top w:type="dxa" w:w="100"/>
+              <w:left w:type="dxa" w:w="120"/>
+              <w:bottom w:type="dxa" w:w="100"/>
+              <w:right w:type="dxa" w:w="120"/>
+            </w:tcMar>
+          </w:tcPr>
+          <w:p>
+            <w:r>
+              <w:rPr>
+                <w:b/>
+                <w:bCs/>
+                <w:color w:val="FFFFFF"/>
+                <w:sz w:val="20"/>
+                <w:szCs w:val="20"/>
+              </w:rPr>
+              <w:t>Modelo de venda</w:t>
+            </w:r>
+          </w:p>
+        </w:tc>
+        <w:tc>
+          <w:tcPr>
+            <w:tcW w:type="dxa" w:w="3100"/>
+            <w:shd w:fill="0D1526" w:val="clear"/>
+            <w:tcMar>
+              <w:top w:type="dxa" w:w="100"/>
+              <w:left w:type="dxa" w:w="120"/>
+              <w:bottom w:type="dxa" w:w="100"/>
+              <w:right w:type="dxa" w:w="120"/>
+            </w:tcMar>
+          </w:tcPr>
+          <w:p>
+            <w:r>
+              <w:rPr>
+                <w:b/>
+                <w:bCs/>
+                <w:color w:val="FFFFFF"/>
+                <w:sz w:val="20"/>
+                <w:szCs w:val="20"/>
+              </w:rPr>
+              <w:t>Faixa de preço (antes → agora)</w:t>
+            </w:r>
+          </w:p>
+        </w:tc>
+        <w:tc>
+          <w:tcPr>
+            <w:tcW w:type="dxa" w:w="3326"/>
+            <w:shd w:fill="0D1526" w:val="clear"/>
+            <w:tcMar>
+              <w:top w:type="dxa" w:w="100"/>
+              <w:left w:type="dxa" w:w="120"/>
+              <w:bottom w:type="dxa" w:w="100"/>
+              <w:right w:type="dxa" w:w="120"/>
+            </w:tcMar>
+          </w:tcPr>
+          <w:p>
+            <w:r>
+              <w:rPr>
+                <w:b/>
+                <w:bCs/>
+                <w:color w:val="FFFFFF"/>
+                <w:sz w:val="20"/>
+                <w:szCs w:val="20"/>
+              </w:rPr>
+              <w:t>Por que mudou</w:t>
+            </w:r>
+          </w:p>
+        </w:tc>
+      </w:tr>
+      <w:tr>
+        <w:tc>
+          <w:tcPr>
+            <w:tcW w:type="dxa" w:w="2600"/>
+            <w:tcMar>
+              <w:top w:type="dxa" w:w="100"/>
+              <w:left w:type="dxa" w:w="120"/>
+              <w:bottom w:type="dxa" w:w="100"/>
+              <w:right w:type="dxa" w:w="120"/>
+            </w:tcMar>
+          </w:tcPr>
+          <w:p>
+            <w:r>
+              <w:rPr>
+                <w:b/>
+                <w:bCs/>
+                <w:color w:val="111111"/>
+                <w:sz w:val="20"/>
+                <w:szCs w:val="20"/>
+              </w:rPr>
+              <w:t>Venda total da IP (entrega tudo, não fica com nada)</w:t>
+            </w:r>
+          </w:p>
+        </w:tc>
+        <w:tc>
+          <w:tcPr>
+            <w:tcW w:type="dxa" w:w="3100"/>
+            <w:tcMar>
+              <w:top w:type="dxa" w:w="100"/>
+              <w:left w:type="dxa" w:w="120"/>
+              <w:bottom w:type="dxa" w:w="100"/>
+              <w:right w:type="dxa" w:w="120"/>
+            </w:tcMar>
+          </w:tcPr>
+          <w:p>
+            <w:r>
+              <w:rPr>
+                <w:b w:val="false"/>
+                <w:bCs w:val="false"/>
+                <w:color w:val="111111"/>
+                <w:sz w:val="20"/>
+                <w:szCs w:val="20"/>
+              </w:rPr>
+              <w:t>R$ 30–150 mil → R$ 40–160 mil; fechamento realista R$ 50–90 mil</w:t>
+            </w:r>
+          </w:p>
+        </w:tc>
+        <w:tc>
+          <w:tcPr>
+            <w:tcW w:type="dxa" w:w="3326"/>
+            <w:tcMar>
+              <w:top w:type="dxa" w:w="100"/>
+              <w:left w:type="dxa" w:w="120"/>
+              <w:bottom w:type="dxa" w:w="100"/>
+              <w:right w:type="dxa" w:w="120"/>
+            </w:tcMar>
+          </w:tcPr>
+          <w:p>
+            <w:r>
+              <w:rPr>
+                <w:b w:val="false"/>
+                <w:bCs w:val="false"/>
+                <w:color w:val="111111"/>
+                <w:sz w:val="20"/>
+                <w:szCs w:val="20"/>
+              </w:rPr>
+              <w:t>Sem receita, o preço continua ancorado no custo de reconstrução (500–950 h). Segurança, infraestrutura, CI e testes reduzem o risco da diligência técnica e o trabalho que o comprador teria antes de colocar em produção.</w:t>
+            </w:r>
+          </w:p>
+        </w:tc>
+      </w:tr>
+      <w:tr>
+        <w:tc>
+          <w:tcPr>
+            <w:tcW w:type="dxa" w:w="2600"/>
+            <w:tcMar>
+              <w:top w:type="dxa" w:w="100"/>
+              <w:left w:type="dxa" w:w="120"/>
+              <w:bottom w:type="dxa" w:w="100"/>
+              <w:right w:type="dxa" w:w="120"/>
+            </w:tcMar>
+          </w:tcPr>
+          <w:p>
+            <w:r>
+              <w:rPr>
+                <w:b/>
+                <w:bCs/>
+                <w:color w:val="111111"/>
+                <w:sz w:val="20"/>
+                <w:szCs w:val="20"/>
+              </w:rPr>
+              <w:t>Licenciamento / white-label (você mantém a IP)</w:t>
+            </w:r>
+          </w:p>
+        </w:tc>
+        <w:tc>
+          <w:tcPr>
+            <w:tcW w:type="dxa" w:w="3100"/>
+            <w:tcMar>
+              <w:top w:type="dxa" w:w="100"/>
+              <w:left w:type="dxa" w:w="120"/>
+              <w:bottom w:type="dxa" w:w="100"/>
+              <w:right w:type="dxa" w:w="120"/>
+            </w:tcMar>
+          </w:tcPr>
+          <w:p>
+            <w:r>
+              <w:rPr>
+                <w:b w:val="false"/>
+                <w:bCs w:val="false"/>
+                <w:color w:val="111111"/>
+                <w:sz w:val="20"/>
+                <w:szCs w:val="20"/>
+              </w:rPr>
+              <w:t>R$ 5–20 mil de setup + R$ 300–1.500/mês → R$ 8–25 mil de setup + R$ 500–1.800/mês por instalação</w:t>
+            </w:r>
+          </w:p>
+        </w:tc>
+        <w:tc>
+          <w:tcPr>
+            <w:tcW w:type="dxa" w:w="3326"/>
+            <w:tcMar>
+              <w:top w:type="dxa" w:w="100"/>
+              <w:left w:type="dxa" w:w="120"/>
+              <w:bottom w:type="dxa" w:w="100"/>
+              <w:right w:type="dxa" w:w="120"/>
+            </w:tcMar>
+          </w:tcPr>
+          <w:p>
+            <w:r>
+              <w:rPr>
+                <w:b w:val="false"/>
+                <w:bCs w:val="false"/>
+                <w:color w:val="111111"/>
+                <w:sz w:val="20"/>
+                <w:szCs w:val="20"/>
+              </w:rPr>
+              <w:t>A mensalidade precisa cobrir a API e o servidor (R$ 200–300/mês) mais suporte; se o cliente contratar a própria API e o servidor, R$ 300–1.200/mês. Perfis de acesso, backup e monitoramento deixam o produto apresentável a escritórios e assessores. A Calculadora de risco e a nota de qualidade são argumentos diretos para esse público.</w:t>
+            </w:r>
+          </w:p>
+        </w:tc>
+      </w:tr>
+      <w:tr>
+        <w:tc>
+          <w:tcPr>
+            <w:tcW w:type="dxa" w:w="2600"/>
+            <w:tcMar>
+              <w:top w:type="dxa" w:w="100"/>
+              <w:left w:type="dxa" w:w="120"/>
+              <w:bottom w:type="dxa" w:w="100"/>
+              <w:right w:type="dxa" w:w="120"/>
+            </w:tcMar>
+          </w:tcPr>
+          <w:p>
+            <w:r>
+              <w:rPr>
+                <w:b/>
+                <w:bCs/>
+                <w:color w:val="111111"/>
+                <w:sz w:val="20"/>
+                <w:szCs w:val="20"/>
+              </w:rPr>
+              <w:t>SaaS direto para o investidor</w:t>
+            </w:r>
+          </w:p>
+        </w:tc>
+        <w:tc>
+          <w:tcPr>
+            <w:tcW w:type="dxa" w:w="3100"/>
+            <w:tcMar>
+              <w:top w:type="dxa" w:w="100"/>
+              <w:left w:type="dxa" w:w="120"/>
+              <w:bottom w:type="dxa" w:w="100"/>
+              <w:right w:type="dxa" w:w="120"/>
+            </w:tcMar>
+          </w:tcPr>
+          <w:p>
+            <w:r>
+              <w:rPr>
+                <w:b w:val="false"/>
+                <w:bCs w:val="false"/>
+                <w:color w:val="111111"/>
+                <w:sz w:val="20"/>
+                <w:szCs w:val="20"/>
+              </w:rPr>
+              <w:t>R$ 29–99/mês → R$ 29–59/mês</w:t>
+            </w:r>
+          </w:p>
+        </w:tc>
+        <w:tc>
+          <w:tcPr>
+            <w:tcW w:type="dxa" w:w="3326"/>
+            <w:tcMar>
+              <w:top w:type="dxa" w:w="100"/>
+              <w:left w:type="dxa" w:w="120"/>
+              <w:bottom w:type="dxa" w:w="100"/>
+              <w:right w:type="dxa" w:w="120"/>
+            </w:tcMar>
+          </w:tcPr>
+          <w:p>
+            <w:r>
+              <w:rPr>
+                <w:b w:val="false"/>
+                <w:bCs w:val="false"/>
+                <w:color w:val="111111"/>
+                <w:sz w:val="20"/>
+                <w:szCs w:val="20"/>
+              </w:rPr>
+              <w:t>Kinvo (≈ R$ 15/mês) e TradeMap (R$ 29,90–49,90) fixam o teto. Sugestão: Essencial R$ 29,90/mês (carteira, alertas, conta corrente, cripto, notícias) e Pro R$ 49,90/mês (robô, scanner, Qualidade das Empresas, Calculadora de risco, IA), com anual de R$ 299 e R$ 499. Exige antes as melhorias da seção 6.</w:t>
+            </w:r>
+          </w:p>
+        </w:tc>
+      </w:tr>
+    </w:tbl>
+    <w:p>
+      <w:pPr>
+        <w:spacing w:before="240"/>
+      </w:pPr>
+    </w:p>
+    <w:p>
+      <w:pPr>
+        <w:pStyle w:val="Heading1"/>
+        <w:spacing w:after="160" w:before="320"/>
+      </w:pPr>
+      <w:r>
+        <w:t>6. Prontidão para cobrar como SaaS</w:t>
+      </w:r>
+    </w:p>
+    <w:p>
+      <w:pPr>
+        <w:spacing w:after="200"/>
+      </w:pPr>
+      <w:r>
+        <w:t>O sistema está pronto para instalações dedicadas (licenciamento). Para cobrar diretamente de muitos investidores na mesma instalação, faltam:</w:t>
+      </w:r>
+    </w:p>
+    <w:p>
+      <w:pPr>
+        <w:spacing w:before="240"/>
+      </w:pPr>
+    </w:p>
+    <w:tbl>
+      <w:tblPr>
+        <w:tblW w:type="dxa" w:w="9026"/>
+        <w:tblBorders>
+          <w:top w:val="single" w:color="auto" w:sz="4"/>
+          <w:left w:val="single" w:color="auto" w:sz="4"/>
+          <w:bottom w:val="single" w:color="auto" w:sz="4"/>
+          <w:right w:val="single" w:color="auto" w:sz="4"/>
+          <w:insideH w:val="single" w:color="auto" w:sz="4"/>
+          <w:insideV w:val="single" w:color="auto" w:sz="4"/>
+        </w:tblBorders>
+      </w:tblPr>
+      <w:tblGrid>
+        <w:gridCol w:w="2600"/>
+        <w:gridCol w:w="3100"/>
+        <w:gridCol w:w="3326"/>
+      </w:tblGrid>
+      <w:tr>
+        <w:trPr>
+          <w:tblHeader/>
+        </w:trPr>
+        <w:tc>
+          <w:tcPr>
+            <w:tcW w:type="dxa" w:w="2600"/>
+            <w:shd w:fill="0D1526" w:val="clear"/>
+            <w:tcMar>
+              <w:top w:type="dxa" w:w="100"/>
+              <w:left w:type="dxa" w:w="120"/>
+              <w:bottom w:type="dxa" w:w="100"/>
+              <w:right w:type="dxa" w:w="120"/>
+            </w:tcMar>
+          </w:tcPr>
+          <w:p>
+            <w:r>
+              <w:rPr>
+                <w:b/>
+                <w:bCs/>
+                <w:color w:val="FFFFFF"/>
+                <w:sz w:val="20"/>
+                <w:szCs w:val="20"/>
+              </w:rPr>
+              <w:t>Requisito</w:t>
+            </w:r>
+          </w:p>
+        </w:tc>
+        <w:tc>
+          <w:tcPr>
+            <w:tcW w:type="dxa" w:w="3100"/>
+            <w:shd w:fill="0D1526" w:val="clear"/>
+            <w:tcMar>
+              <w:top w:type="dxa" w:w="100"/>
+              <w:left w:type="dxa" w:w="120"/>
+              <w:bottom w:type="dxa" w:w="100"/>
+              <w:right w:type="dxa" w:w="120"/>
+            </w:tcMar>
+          </w:tcPr>
+          <w:p>
+            <w:r>
+              <w:rPr>
+                <w:b/>
+                <w:bCs/>
+                <w:color w:val="FFFFFF"/>
+                <w:sz w:val="20"/>
+                <w:szCs w:val="20"/>
+              </w:rPr>
+              <w:t>Situação hoje</w:t>
+            </w:r>
+          </w:p>
+        </w:tc>
+        <w:tc>
+          <w:tcPr>
+            <w:tcW w:type="dxa" w:w="3326"/>
+            <w:shd w:fill="0D1526" w:val="clear"/>
+            <w:tcMar>
+              <w:top w:type="dxa" w:w="100"/>
+              <w:left w:type="dxa" w:w="120"/>
+              <w:bottom w:type="dxa" w:w="100"/>
+              <w:right w:type="dxa" w:w="120"/>
+            </w:tcMar>
+          </w:tcPr>
+          <w:p>
+            <w:r>
+              <w:rPr>
+                <w:b/>
+                <w:bCs/>
+                <w:color w:val="FFFFFF"/>
+                <w:sz w:val="20"/>
+                <w:szCs w:val="20"/>
+              </w:rPr>
+              <w:t>Esforço estimado</w:t>
+            </w:r>
+          </w:p>
+        </w:tc>
+      </w:tr>
+      <w:tr>
+        <w:tc>
+          <w:tcPr>
+            <w:tcW w:type="dxa" w:w="2600"/>
+            <w:tcMar>
+              <w:top w:type="dxa" w:w="100"/>
+              <w:left w:type="dxa" w:w="120"/>
+              <w:bottom w:type="dxa" w:w="100"/>
+              <w:right w:type="dxa" w:w="120"/>
+            </w:tcMar>
+          </w:tcPr>
+          <w:p>
+            <w:r>
+              <w:rPr>
+                <w:b/>
+                <w:bCs/>
+                <w:color w:val="111111"/>
+                <w:sz w:val="20"/>
+                <w:szCs w:val="20"/>
+              </w:rPr>
+              <w:t>Cobrança e planos</w:t>
+            </w:r>
+          </w:p>
+        </w:tc>
+        <w:tc>
+          <w:tcPr>
+            <w:tcW w:type="dxa" w:w="3100"/>
+            <w:tcMar>
+              <w:top w:type="dxa" w:w="100"/>
+              <w:left w:type="dxa" w:w="120"/>
+              <w:bottom w:type="dxa" w:w="100"/>
+              <w:right w:type="dxa" w:w="120"/>
+            </w:tcMar>
+          </w:tcPr>
+          <w:p>
+            <w:r>
+              <w:rPr>
+                <w:b w:val="false"/>
+                <w:bCs w:val="false"/>
+                <w:color w:val="111111"/>
+                <w:sz w:val="20"/>
+                <w:szCs w:val="20"/>
+              </w:rPr>
+              <w:t>Não existe (sem gateway de pagamento, planos nem bloqueio por inadimplência)</w:t>
+            </w:r>
+          </w:p>
+        </w:tc>
+        <w:tc>
+          <w:tcPr>
+            <w:tcW w:type="dxa" w:w="3326"/>
+            <w:tcMar>
+              <w:top w:type="dxa" w:w="100"/>
+              <w:left w:type="dxa" w:w="120"/>
+              <w:bottom w:type="dxa" w:w="100"/>
+              <w:right w:type="dxa" w:w="120"/>
+            </w:tcMar>
+          </w:tcPr>
+          <w:p>
+            <w:r>
+              <w:rPr>
+                <w:b w:val="false"/>
+                <w:bCs w:val="false"/>
+                <w:color w:val="111111"/>
+                <w:sz w:val="20"/>
+                <w:szCs w:val="20"/>
+              </w:rPr>
+              <w:t>30–50 h</w:t>
+            </w:r>
+          </w:p>
+        </w:tc>
+      </w:tr>
+      <w:tr>
+        <w:tc>
+          <w:tcPr>
+            <w:tcW w:type="dxa" w:w="2600"/>
+            <w:tcMar>
+              <w:top w:type="dxa" w:w="100"/>
+              <w:left w:type="dxa" w:w="120"/>
+              <w:bottom w:type="dxa" w:w="100"/>
+              <w:right w:type="dxa" w:w="120"/>
+            </w:tcMar>
+          </w:tcPr>
+          <w:p>
+            <w:r>
+              <w:rPr>
+                <w:b/>
+                <w:bCs/>
+                <w:color w:val="111111"/>
+                <w:sz w:val="20"/>
+                <w:szCs w:val="20"/>
+              </w:rPr>
+              <w:t>LGPD</w:t>
+            </w:r>
+          </w:p>
+        </w:tc>
+        <w:tc>
+          <w:tcPr>
+            <w:tcW w:type="dxa" w:w="3100"/>
+            <w:tcMar>
+              <w:top w:type="dxa" w:w="100"/>
+              <w:left w:type="dxa" w:w="120"/>
+              <w:bottom w:type="dxa" w:w="100"/>
+              <w:right w:type="dxa" w:w="120"/>
+            </w:tcMar>
+          </w:tcPr>
+          <w:p>
+            <w:r>
+              <w:rPr>
+                <w:b w:val="false"/>
+                <w:bCs w:val="false"/>
+                <w:color w:val="111111"/>
+                <w:sz w:val="20"/>
+                <w:szCs w:val="20"/>
+              </w:rPr>
+              <w:t>Sem termos de uso, política de privacidade nem exportação/exclusão dos dados de um único usuário (a limpeza atual apaga os dados de todos)</w:t>
+            </w:r>
+          </w:p>
+        </w:tc>
+        <w:tc>
+          <w:tcPr>
+            <w:tcW w:type="dxa" w:w="3326"/>
+            <w:tcMar>
+              <w:top w:type="dxa" w:w="100"/>
+              <w:left w:type="dxa" w:w="120"/>
+              <w:bottom w:type="dxa" w:w="100"/>
+              <w:right w:type="dxa" w:w="120"/>
+            </w:tcMar>
+          </w:tcPr>
+          <w:p>
+            <w:r>
+              <w:rPr>
+                <w:b w:val="false"/>
+                <w:bCs w:val="false"/>
+                <w:color w:val="111111"/>
+                <w:sz w:val="20"/>
+                <w:szCs w:val="20"/>
+              </w:rPr>
+              <w:t>20–40 h</w:t>
+            </w:r>
+          </w:p>
+        </w:tc>
+      </w:tr>
+      <w:tr>
+        <w:tc>
+          <w:tcPr>
+            <w:tcW w:type="dxa" w:w="2600"/>
+            <w:tcMar>
+              <w:top w:type="dxa" w:w="100"/>
+              <w:left w:type="dxa" w:w="120"/>
+              <w:bottom w:type="dxa" w:w="100"/>
+              <w:right w:type="dxa" w:w="120"/>
+            </w:tcMar>
+          </w:tcPr>
+          <w:p>
+            <w:r>
+              <w:rPr>
+                <w:b/>
+                <w:bCs/>
+                <w:color w:val="111111"/>
+                <w:sz w:val="20"/>
+                <w:szCs w:val="20"/>
+              </w:rPr>
+              <w:t>Cadastro aberto</w:t>
+            </w:r>
+          </w:p>
+        </w:tc>
+        <w:tc>
+          <w:tcPr>
+            <w:tcW w:type="dxa" w:w="3100"/>
+            <w:tcMar>
+              <w:top w:type="dxa" w:w="100"/>
+              <w:left w:type="dxa" w:w="120"/>
+              <w:bottom w:type="dxa" w:w="100"/>
+              <w:right w:type="dxa" w:w="120"/>
+            </w:tcMar>
+          </w:tcPr>
+          <w:p>
+            <w:r>
+              <w:rPr>
+                <w:b w:val="false"/>
+                <w:bCs w:val="false"/>
+                <w:color w:val="111111"/>
+                <w:sz w:val="20"/>
+                <w:szCs w:val="20"/>
+              </w:rPr>
+              <w:t>Desligado por padrão; ligado, não confirma o e-mail do usuário</w:t>
+            </w:r>
+          </w:p>
+        </w:tc>
+        <w:tc>
+          <w:tcPr>
+            <w:tcW w:type="dxa" w:w="3326"/>
+            <w:tcMar>
+              <w:top w:type="dxa" w:w="100"/>
+              <w:left w:type="dxa" w:w="120"/>
+              <w:bottom w:type="dxa" w:w="100"/>
+              <w:right w:type="dxa" w:w="120"/>
+            </w:tcMar>
+          </w:tcPr>
+          <w:p>
+            <w:r>
+              <w:rPr>
+                <w:b w:val="false"/>
+                <w:bCs w:val="false"/>
+                <w:color w:val="111111"/>
+                <w:sz w:val="20"/>
+                <w:szCs w:val="20"/>
+              </w:rPr>
+              <w:t>8–12 h</w:t>
+            </w:r>
+          </w:p>
+        </w:tc>
+      </w:tr>
+      <w:tr>
+        <w:tc>
+          <w:tcPr>
+            <w:tcW w:type="dxa" w:w="2600"/>
+            <w:tcMar>
+              <w:top w:type="dxa" w:w="100"/>
+              <w:left w:type="dxa" w:w="120"/>
+              <w:bottom w:type="dxa" w:w="100"/>
+              <w:right w:type="dxa" w:w="120"/>
+            </w:tcMar>
+          </w:tcPr>
+          <w:p>
+            <w:r>
+              <w:rPr>
+                <w:b/>
+                <w:bCs/>
+                <w:color w:val="111111"/>
+                <w:sz w:val="20"/>
+                <w:szCs w:val="20"/>
+              </w:rPr>
+              <w:t>Marca configurável (white-label)</w:t>
+            </w:r>
+          </w:p>
+        </w:tc>
+        <w:tc>
+          <w:tcPr>
+            <w:tcW w:type="dxa" w:w="3100"/>
+            <w:tcMar>
+              <w:top w:type="dxa" w:w="100"/>
+              <w:left w:type="dxa" w:w="120"/>
+              <w:bottom w:type="dxa" w:w="100"/>
+              <w:right w:type="dxa" w:w="120"/>
+            </w:tcMar>
+          </w:tcPr>
+          <w:p>
+            <w:r>
+              <w:rPr>
+                <w:b w:val="false"/>
+                <w:bCs w:val="false"/>
+                <w:color w:val="111111"/>
+                <w:sz w:val="20"/>
+                <w:szCs w:val="20"/>
+              </w:rPr>
+              <w:t>Nome e logotipo BOLSATRADER fixos no código</w:t>
+            </w:r>
+          </w:p>
+        </w:tc>
+        <w:tc>
+          <w:tcPr>
+            <w:tcW w:type="dxa" w:w="3326"/>
+            <w:tcMar>
+              <w:top w:type="dxa" w:w="100"/>
+              <w:left w:type="dxa" w:w="120"/>
+              <w:bottom w:type="dxa" w:w="100"/>
+              <w:right w:type="dxa" w:w="120"/>
+            </w:tcMar>
+          </w:tcPr>
+          <w:p>
+            <w:r>
+              <w:rPr>
+                <w:b w:val="false"/>
+                <w:bCs w:val="false"/>
+                <w:color w:val="111111"/>
+                <w:sz w:val="20"/>
+                <w:szCs w:val="20"/>
+              </w:rPr>
+              <w:t>15–25 h</w:t>
+            </w:r>
+          </w:p>
+        </w:tc>
+      </w:tr>
+      <w:tr>
+        <w:tc>
+          <w:tcPr>
+            <w:tcW w:type="dxa" w:w="2600"/>
+            <w:tcMar>
+              <w:top w:type="dxa" w:w="100"/>
+              <w:left w:type="dxa" w:w="120"/>
+              <w:bottom w:type="dxa" w:w="100"/>
+              <w:right w:type="dxa" w:w="120"/>
+            </w:tcMar>
+          </w:tcPr>
+          <w:p>
+            <w:r>
+              <w:rPr>
+                <w:b/>
+                <w:bCs/>
+                <w:color w:val="111111"/>
+                <w:sz w:val="20"/>
+                <w:szCs w:val="20"/>
+              </w:rPr>
+              <w:t>Licença dos dados de mercado</w:t>
+            </w:r>
+          </w:p>
+        </w:tc>
+        <w:tc>
+          <w:tcPr>
+            <w:tcW w:type="dxa" w:w="3100"/>
+            <w:tcMar>
+              <w:top w:type="dxa" w:w="100"/>
+              <w:left w:type="dxa" w:w="120"/>
+              <w:bottom w:type="dxa" w:w="100"/>
+              <w:right w:type="dxa" w:w="120"/>
+            </w:tcMar>
+          </w:tcPr>
+          <w:p>
+            <w:r>
+              <w:rPr>
+                <w:b w:val="false"/>
+                <w:bCs w:val="false"/>
+                <w:color w:val="111111"/>
+                <w:sz w:val="20"/>
+                <w:szCs w:val="20"/>
+              </w:rPr>
+              <w:t>Verificar nos termos da brapi.dev se o plano permite exibir os dados a clientes pagantes</w:t>
+            </w:r>
+          </w:p>
+        </w:tc>
+        <w:tc>
+          <w:tcPr>
+            <w:tcW w:type="dxa" w:w="3326"/>
+            <w:tcMar>
+              <w:top w:type="dxa" w:w="100"/>
+              <w:left w:type="dxa" w:w="120"/>
+              <w:bottom w:type="dxa" w:w="100"/>
+              <w:right w:type="dxa" w:w="120"/>
+            </w:tcMar>
+          </w:tcPr>
+          <w:p>
+            <w:r>
+              <w:rPr>
+                <w:b w:val="false"/>
+                <w:bCs w:val="false"/>
+                <w:color w:val="111111"/>
+                <w:sz w:val="20"/>
+                <w:szCs w:val="20"/>
+              </w:rPr>
+              <w:t>Consulta, sem desenvolvimento</w:t>
+            </w:r>
+          </w:p>
+        </w:tc>
+      </w:tr>
+      <w:tr>
+        <w:tc>
+          <w:tcPr>
+            <w:tcW w:type="dxa" w:w="2600"/>
+            <w:tcMar>
+              <w:top w:type="dxa" w:w="100"/>
+              <w:left w:type="dxa" w:w="120"/>
+              <w:bottom w:type="dxa" w:w="100"/>
+              <w:right w:type="dxa" w:w="120"/>
+            </w:tcMar>
+          </w:tcPr>
+          <w:p>
+            <w:r>
+              <w:rPr>
+                <w:b/>
+                <w:bCs/>
+                <w:color w:val="111111"/>
+                <w:sz w:val="20"/>
+                <w:szCs w:val="20"/>
+              </w:rPr>
+              <w:t>Enquadramento regulatório (CVM)</w:t>
+            </w:r>
+          </w:p>
+        </w:tc>
+        <w:tc>
+          <w:tcPr>
+            <w:tcW w:type="dxa" w:w="3100"/>
+            <w:tcMar>
+              <w:top w:type="dxa" w:w="100"/>
+              <w:left w:type="dxa" w:w="120"/>
+              <w:bottom w:type="dxa" w:w="100"/>
+              <w:right w:type="dxa" w:w="120"/>
+            </w:tcMar>
+          </w:tcPr>
+          <w:p>
+            <w:r>
+              <w:rPr>
+                <w:b w:val="false"/>
+                <w:bCs w:val="false"/>
+                <w:color w:val="111111"/>
+                <w:sz w:val="20"/>
+                <w:szCs w:val="20"/>
+              </w:rPr>
+              <w:t>Avisos de "não é recomendação" presentes; reserva automática do robô merece revisão jurídica antes da venda ao público</w:t>
+            </w:r>
+          </w:p>
+        </w:tc>
+        <w:tc>
+          <w:tcPr>
+            <w:tcW w:type="dxa" w:w="3326"/>
+            <w:tcMar>
+              <w:top w:type="dxa" w:w="100"/>
+              <w:left w:type="dxa" w:w="120"/>
+              <w:bottom w:type="dxa" w:w="100"/>
+              <w:right w:type="dxa" w:w="120"/>
+            </w:tcMar>
+          </w:tcPr>
+          <w:p>
+            <w:r>
+              <w:rPr>
+                <w:b w:val="false"/>
+                <w:bCs w:val="false"/>
+                <w:color w:val="111111"/>
+                <w:sz w:val="20"/>
+                <w:szCs w:val="20"/>
+              </w:rPr>
+              <w:t>Parecer jurídico</w:t>
+            </w:r>
+          </w:p>
+        </w:tc>
+      </w:tr>
+    </w:tbl>
+    <w:p>
+      <w:pPr>
+        <w:spacing w:before="240"/>
+      </w:pPr>
+    </w:p>
+    <w:p>
+      <w:pPr>
+        <w:spacing w:after="200"/>
+      </w:pPr>
+      <w:r>
+        <w:t>Total aproximado: 80–150 horas de desenvolvimento, mais o parecer jurídico.</w:t>
+      </w:r>
+    </w:p>
+    <w:p>
+      <w:pPr>
+        <w:pStyle w:val="Heading1"/>
+        <w:spacing w:after="160" w:before="320"/>
+      </w:pPr>
+      <w:r>
+        <w:t>7. Fatores que reduzem o valor</w:t>
       </w:r>
     </w:p>
     <w:p>
@@ -542,7 +2576,7 @@
         <w:spacing w:after="100"/>
       </w:pPr>
       <w:r>
-        <w:t xml:space="preserve">Zero receita ou base de usuários comprovada ainda — isso pesa mais do que qualquer feature isolada.</w:t>
+        <w:t>Zero receita ou base de usuários comprovada — continua sendo o fator de maior peso.</w:t>
       </w:r>
     </w:p>
     <w:p>
@@ -555,7 +2589,7 @@
         <w:spacing w:after="100"/>
       </w:pPr>
       <w:r>
-        <w:t xml:space="preserve">Os indicadores técnicos (RSI, MACD, médias móveis etc.) são conhecimento público — o valor está na execução e na integração, não em algoritmo exclusivo/protegível.</w:t>
+        <w:t>O robô consultor não mostrou vantagem estatística: no backtest de 1 ano com 31 ativos e mais de 3.400 sinais de compra, acertou 52,0% contra 51,0% de comprar em qualquer dia (5 pregões) e 53,0% contra 51,6% (20 pregões), ganhando menos por operação no prazo maior. Ele não deve ser vendido como "robô que acerta".</w:t>
       </w:r>
     </w:p>
     <w:p>
@@ -568,7 +2602,7 @@
         <w:spacing w:after="100"/>
       </w:pPr>
       <w:r>
-        <w:t xml:space="preserve">Dependência de APIs de terceiros de camada gratuita ou barata (brapi.dev, provedor de IA) — o comprador vai embutir esse custo de escala na diligência.</w:t>
+        <w:t>Dependência da brapi.dev: os indicadores financeiros prontos e o histórico completo só existem no plano Pro, e a licença de uso dos dados precisa ser confirmada para revenda.</w:t>
       </w:r>
     </w:p>
     <w:p>
@@ -581,16 +2615,7 @@
         <w:spacing w:after="100"/>
       </w:pPr>
       <w:r>
-        <w:t xml:space="preserve">O “robô consultor” e as sugestões por IA pedem cuidado jurídico (regulação da CVM) se comercializados sem o enquadramento correto de “não é recomendação de investimento” — ponto de atenção em qualquer negociação.</w:t>
-      </w:r>
-    </w:p>
-    <w:p>
-      <w:pPr>
-        <w:pStyle w:val="Heading1"/>
-        <w:spacing w:after="160" w:before="320"/>
-      </w:pPr>
-      <w:r>
-        <w:t xml:space="preserve">5. Fatores que aumentam o valor</w:t>
+        <w:t>Cotações a cada hora, sem tempo real e sem importação automática das notas ou da B3 — concorrentes como o Kinvo já importam a carteira sozinhos.</w:t>
       </w:r>
     </w:p>
     <w:p>
@@ -603,7 +2628,16 @@
         <w:spacing w:after="100"/>
       </w:pPr>
       <w:r>
-        <w:t xml:space="preserve">Suite de testes automatizados de verdade (457 testes) — incomum em projeto solo, reduz o risco percebido pelo comprador na diligência técnica.</w:t>
+        <w:t>Lacunas de SaaS (seção 6) e dependência de um único desenvolvedor, o que pesa na diligência.</w:t>
+      </w:r>
+    </w:p>
+    <w:p>
+      <w:pPr>
+        <w:pStyle w:val="Heading1"/>
+        <w:spacing w:after="160" w:before="320"/>
+      </w:pPr>
+      <w:r>
+        <w:t>8. Fatores que aumentam o valor</w:t>
       </w:r>
     </w:p>
     <w:p>
@@ -616,7 +2650,7 @@
         <w:spacing w:after="100"/>
       </w:pPr>
       <w:r>
-        <w:t xml:space="preserve">Escopo já cobre ações da B3 e criptomoedas num produto só, sem misturar os dois.</w:t>
+        <w:t>586 testes automatizados com integração contínua — incomum em projeto solo, reduz o risco técnico percebido.</w:t>
       </w:r>
     </w:p>
     <w:p>
@@ -629,7 +2663,46 @@
         <w:spacing w:after="100"/>
       </w:pPr>
       <w:r>
-        <w:t xml:space="preserve">Documentação comercial e operacional já pronta, facilitando revenda, onboarding e apresentação a investidores ou clientes.</w:t>
+        <w:t>Segurança e operação de nível profissional: dados sensíveis criptografados, perfis de acesso, proteção contra força bruta e CSRF, backup e monitoramento prontos.</w:t>
+      </w:r>
+    </w:p>
+    <w:p>
+      <w:pPr>
+        <w:pStyle w:val="ListParagraph"/>
+        <w:numPr>
+          <w:ilvl w:val="0"/>
+          <w:numId w:val="2"/>
+        </w:numPr>
+        <w:spacing w:after="100"/>
+      </w:pPr>
+      <w:r>
+        <w:t>Apoio à decisão difícil de encontrar nos concorrentes de preço parecido: nota de qualidade pelos balanços, calculadora de risco e backtesting comparado com a referência.</w:t>
+      </w:r>
+    </w:p>
+    <w:p>
+      <w:pPr>
+        <w:pStyle w:val="ListParagraph"/>
+        <w:numPr>
+          <w:ilvl w:val="0"/>
+          <w:numId w:val="2"/>
+        </w:numPr>
+        <w:spacing w:after="100"/>
+      </w:pPr>
+      <w:r>
+        <w:t>Transparência: o próprio sistema mede e mostra se o robô funciona — argumento de credibilidade e de menor risco regulatório.</w:t>
+      </w:r>
+    </w:p>
+    <w:p>
+      <w:pPr>
+        <w:pStyle w:val="ListParagraph"/>
+        <w:numPr>
+          <w:ilvl w:val="0"/>
+          <w:numId w:val="2"/>
+        </w:numPr>
+        <w:spacing w:after="100"/>
+      </w:pPr>
+      <w:r>
+        <w:t>Ações da B3 e criptomoedas num produto só, com documentação comercial, operacional e apresentação atualizadas.</w:t>
       </w:r>
     </w:p>
     <w:p>
@@ -638,7 +2711,7 @@
         <w:spacing w:after="160" w:before="320"/>
       </w:pPr>
       <w:r>
-        <w:t xml:space="preserve">6. Recomendação</w:t>
+        <w:t>9. Recomendação</w:t>
       </w:r>
     </w:p>
     <w:p>
@@ -646,7 +2719,142 @@
         <w:spacing w:after="200"/>
       </w:pPr>
       <w:r>
-        <w:t xml:space="preserve">Sem um comprador estratégico específico já em conversa, o licenciamento / white-label tende a capturar mais valor no total do que uma venda integral da propriedade do software: o modelo recorrente aproveita melhor o trabalho já investido, e você não está numa posição de precisar vender tudo de uma vez. A venda total da IP só costuma valer a pena quando surge uma oferta concreta que supere claramente o valor presente do fluxo de licenciamento esperado.</w:t>
+        <w:t>A direção da análise anterior continua valendo: o licenciamento/white-label captura mais valor que a venda da IP. Agora há mais base para cobrar no topo das faixas. Na prática:</w:t>
+      </w:r>
+    </w:p>
+    <w:p>
+      <w:pPr>
+        <w:pStyle w:val="ListParagraph"/>
+        <w:numPr>
+          <w:ilvl w:val="0"/>
+          <w:numId w:val="2"/>
+        </w:numPr>
+        <w:spacing w:after="100"/>
+      </w:pPr>
+      <w:r>
+        <w:rPr>
+          <w:b/>
+        </w:rPr>
+        <w:t>Licenciamento primeiro:</w:t>
+      </w:r>
+      <w:r>
+        <w:rPr>
+          <w:b w:val="0"/>
+        </w:rPr>
+        <w:t xml:space="preserve"> ofereça a assessores e escritórios uma instalação dedicada com âncora de R$ 10–15 mil de setup e R$ 800–1.200/mês. Destaque a Calculadora de risco, a nota de qualidade, a segurança e o backup — não a taxa de acerto do robô.</w:t>
+      </w:r>
+    </w:p>
+    <w:p>
+      <w:pPr>
+        <w:pStyle w:val="ListParagraph"/>
+        <w:numPr>
+          <w:ilvl w:val="0"/>
+          <w:numId w:val="2"/>
+        </w:numPr>
+        <w:spacing w:after="100"/>
+      </w:pPr>
+      <w:r>
+        <w:rPr>
+          <w:b/>
+        </w:rPr>
+        <w:t>SaaS só depois da seção 6:</w:t>
+      </w:r>
+      <w:r>
+        <w:rPr>
+          <w:b w:val="0"/>
+        </w:rPr>
+        <w:t xml:space="preserve"> invista as 80–150 horas e o parecer jurídico antes de cobrar do público; lance a R$ 29,90 e R$ 49,90.</w:t>
+      </w:r>
+    </w:p>
+    <w:p>
+      <w:pPr>
+        <w:pStyle w:val="ListParagraph"/>
+        <w:numPr>
+          <w:ilvl w:val="0"/>
+          <w:numId w:val="2"/>
+        </w:numPr>
+        <w:spacing w:after="100"/>
+      </w:pPr>
+      <w:r>
+        <w:rPr>
+          <w:b/>
+        </w:rPr>
+        <w:t>Venda da IP:</w:t>
+      </w:r>
+      <w:r>
+        <w:rPr>
+          <w:b w:val="0"/>
+        </w:rPr>
+        <w:t xml:space="preserve"> só vale diante de uma oferta acima de R$ 90 mil. Três clientes pagantes de licenciamento mudariam a base da negociação, de custo de reconstrução para receita recorrente comprovada.</w:t>
+      </w:r>
+    </w:p>
+    <w:p>
+      <w:pPr>
+        <w:pStyle w:val="Heading1"/>
+        <w:spacing w:after="160" w:before="320"/>
+      </w:pPr>
+      <w:r>
+        <w:t>Fontes dos preços de mercado</w:t>
+      </w:r>
+    </w:p>
+    <w:p>
+      <w:pPr>
+        <w:pStyle w:val="ListParagraph"/>
+        <w:numPr>
+          <w:ilvl w:val="0"/>
+          <w:numId w:val="2"/>
+        </w:numPr>
+        <w:spacing w:after="100"/>
+      </w:pPr>
+      <w:r>
+        <w:t>Kinvo — página de planos: consolidador.kinvo.com.br/planos e artigo de suporte sobre o Kinvo Premium.</w:t>
+      </w:r>
+    </w:p>
+    <w:p>
+      <w:pPr>
+        <w:pStyle w:val="ListParagraph"/>
+        <w:numPr>
+          <w:ilvl w:val="0"/>
+          <w:numId w:val="2"/>
+        </w:numPr>
+        <w:spacing w:after="100"/>
+      </w:pPr>
+      <w:r>
+        <w:t>TradeMap — página de planos Premium: trademap.com.br/premium.</w:t>
+      </w:r>
+    </w:p>
+    <w:p>
+      <w:pPr>
+        <w:pStyle w:val="ListParagraph"/>
+        <w:numPr>
+          <w:ilvl w:val="0"/>
+          <w:numId w:val="2"/>
+        </w:numPr>
+        <w:spacing w:after="100"/>
+      </w:pPr>
+      <w:r>
+        <w:t>Nelogica — NeloStore (store.nelogica.com.br) e módulo Plano de Trade (nelogica.com.br).</w:t>
+      </w:r>
+    </w:p>
+    <w:p>
+      <w:pPr>
+        <w:pStyle w:val="ListParagraph"/>
+        <w:numPr>
+          <w:ilvl w:val="0"/>
+          <w:numId w:val="2"/>
+        </w:numPr>
+        <w:spacing w:after="100"/>
+      </w:pPr>
+      <w:r>
+        <w:t>brapi.dev — FAQ sobre desconto na assinatura anual dos planos pagos (brapi.dev/faq).</w:t>
+      </w:r>
+    </w:p>
+    <w:p>
+      <w:pPr>
+        <w:spacing w:after="200"/>
+      </w:pPr>
+      <w:r>
+        <w:t>Os preços podem mudar sem aviso; confirme no site de cada empresa antes de uma negociação.</w:t>
       </w:r>
     </w:p>
     <w:p>
@@ -664,7 +2872,7 @@
           <w:sz w:val="18"/>
           <w:szCs w:val="18"/>
         </w:rPr>
-        <w:t xml:space="preserve">Este documento é uma referência de apoio à decisão comercial, baseada no estado do sistema na data indicada — não constitui aconselhamento jurídico, contábil ou de avaliação profissional (valuation). Para uma negociação de maior porte, considere apoio jurídico e contábil especializado.</w:t>
+        <w:t>Este documento é uma referência de apoio à decisão comercial, baseada no estado do sistema e nos preços de mercado da data indicada — não constitui aconselhamento jurídico, contábil ou de avaliação profissional (valuation). As horas de desenvolvimento e os custos marcados como estimativa são aproximações. Para uma negociação de maior porte, considere apoio jurídico e contábil especializado.</w:t>
       </w:r>
     </w:p>
     <w:sectPr>
